--- a/pr-preview/pr-109/random-variables.docx
+++ b/pr-preview/pr-109/random-variables.docx
@@ -15,7 +15,7 @@
         <w:pStyle w:val="Date"/>
       </w:pPr>
       <w:r>
-        <w:t xml:space="preserve">Last modified: 2026-10-12 16:45:13 (PDT)</w:t>
+        <w:t xml:space="preserve">Last modified: 2026-10-12 17:23:50 (PDT)</w:t>
       </w:r>
     </w:p>
     <w:bookmarkStart w:id="24" w:name="sec-random-variables"/>
@@ -4700,7 +4700,7 @@
     </w:p>
     <w:bookmarkEnd w:id="23"/>
     <w:bookmarkEnd w:id="24"/>
-    <w:bookmarkStart w:id="102" w:name="X07e058d1329d8fa48179146f153d016c4f9ff9a"/>
+    <w:bookmarkStart w:id="106" w:name="X07e058d1329d8fa48179146f153d016c4f9ff9a"/>
     <w:p>
       <w:pPr>
         <w:pStyle w:val="Heading2"/>
@@ -36191,7 +36191,7 @@
     </w:p>
     <w:bookmarkEnd w:id="93"/>
     <w:bookmarkEnd w:id="94"/>
-    <w:bookmarkStart w:id="101" w:name="sec-continuous-distributions"/>
+    <w:bookmarkStart w:id="105" w:name="sec-continuous-distributions"/>
     <w:p>
       <w:pPr>
         <w:pStyle w:val="Heading3"/>
@@ -37480,9 +37480,182 @@
         </w:tc>
       </w:tr>
     </w:tbl>
-    <w:bookmarkEnd w:id="101"/>
-    <w:bookmarkEnd w:id="102"/>
-    <w:bookmarkStart w:id="122" w:name="sec-prob-haz"/>
+    <w:p>
+      <w:pPr>
+        <w:pStyle w:val="BodyText"/>
+      </w:pPr>
+      <w:r>
+        <w:t xml:space="preserve"> </w:t>
+      </w:r>
+    </w:p>
+    <w:tbl>
+      <w:tblPr>
+        <w:tblStyle w:val="Table"/>
+        <w:tblLook w:firstRow="0" w:lastRow="0" w:firstColumn="0" w:lastColumn="0" w:noHBand="0" w:noVBand="0" w:val="0000"/>
+        <w:tblBorders>
+          <w:top w:val="single" w:sz="4" w:space="0" w:color="00A047"/>
+          <w:left w:val="single" w:sz="24" w:space="0" w:color="00A047"/>
+          <w:bottom w:val="single" w:sz="4" w:space="0" w:color="00A047"/>
+          <w:right w:val="single" w:sz="4" w:space="0" w:color="00A047"/>
+        </w:tblBorders>
+        <w:tblCellMar>
+          <w:left w:w="144" w:type="dxa"/>
+          <w:right w:w="144" w:type="dxa"/>
+        </w:tblCellMar>
+        <w:tblLook w:firstRow="0" w:lastRow="0" w:firstColumn="0" w:lastColumn="0" w:noHBand="0" w:noVBand="0" w:val="0000"/>
+      </w:tblPr>
+      <w:tr>
+        <w:trPr>
+          <w:cantSplit/>
+        </w:trPr>
+        <w:tc>
+          <w:tcPr>
+            <w:shd w:color="auto" w:fill="ccf1e3" w:val="clear"/>
+            <w:tcMar>
+              <w:top w:w="92" w:type="dxa"/>
+              <w:bottom w:w="92" w:type="dxa"/>
+            </w:tcMar>
+          </w:tcPr>
+          <w:p>
+            <w:pPr>
+              <w:pStyle w:val="BodyText"/>
+            </w:pPr>
+            <w:pPr>
+              <w:spacing w:before="0" w:after="0"/>
+              <w:textAlignment w:val="center"/>
+            </w:pPr>
+            <w:r>
+              <w:drawing>
+                <wp:inline>
+                  <wp:extent cx="152400" cy="152400"/>
+                  <wp:effectExtent b="0" l="0" r="0" t="0"/>
+                  <wp:docPr descr="" title="" id="101" name="Picture"/>
+                  <a:graphic>
+                    <a:graphicData uri="http://schemas.openxmlformats.org/drawingml/2006/picture">
+                      <pic:pic>
+                        <pic:nvPicPr>
+                          <pic:cNvPr descr="/opt/quarto/share/formats/docx/tip.png" id="102" name="Picture"/>
+                          <pic:cNvPicPr>
+                            <a:picLocks noChangeArrowheads="1" noChangeAspect="1"/>
+                          </pic:cNvPicPr>
+                        </pic:nvPicPr>
+                        <pic:blipFill>
+                          <a:blip r:embed="rId96"/>
+                          <a:stretch>
+                            <a:fillRect/>
+                          </a:stretch>
+                        </pic:blipFill>
+                        <pic:spPr bwMode="auto">
+                          <a:xfrm>
+                            <a:off x="0" y="0"/>
+                            <a:ext cx="152400" cy="152400"/>
+                          </a:xfrm>
+                          <a:prstGeom prst="rect">
+                            <a:avLst/>
+                          </a:prstGeom>
+                          <a:noFill/>
+                          <a:ln w="9525">
+                            <a:noFill/>
+                            <a:headEnd/>
+                            <a:tailEnd/>
+                          </a:ln>
+                        </pic:spPr>
+                      </pic:pic>
+                    </a:graphicData>
+                  </a:graphic>
+                </wp:inline>
+              </w:drawing>
+            </w:r>
+            <w:r>
+              <w:t xml:space="preserve"> </w:t>
+            </w:r>
+            <w:r>
+              <w:t xml:space="preserve"> </w:t>
+            </w:r>
+            <w:r>
+              <w:t xml:space="preserve">Another explanation</w:t>
+            </w:r>
+          </w:p>
+        </w:tc>
+      </w:tr>
+      <w:tr>
+        <w:trPr>
+          <w:cantSplit/>
+        </w:trPr>
+        <w:tc>
+          <w:tcPr>
+            <w:tcMar>
+              <w:top w:w="108" w:type="dxa"/>
+              <w:bottom w:w="108" w:type="dxa"/>
+            </w:tcMar>
+          </w:tcPr>
+          <w:p>
+            <w:pPr>
+              <w:pStyle w:val="BodyText"/>
+            </w:pPr>
+            <w:pPr>
+              <w:spacing w:before="16" w:after="16"/>
+            </w:pPr>
+            <w:r>
+              <w:t xml:space="preserve">5MinuteAI explains</w:t>
+            </w:r>
+            <w:r>
+              <w:t xml:space="preserve"> </w:t>
+            </w:r>
+            <w:hyperlink r:id="rId103">
+              <w:r>
+                <w:rPr>
+                  <w:rStyle w:val="Hyperlink"/>
+                </w:rPr>
+                <w:t xml:space="preserve">discrete random variables</w:t>
+              </w:r>
+            </w:hyperlink>
+            <w:r>
+              <w:t xml:space="preserve"> </w:t>
+            </w:r>
+            <w:r>
+              <w:t xml:space="preserve">and</w:t>
+            </w:r>
+            <w:r>
+              <w:t xml:space="preserve"> </w:t>
+            </w:r>
+            <w:hyperlink r:id="rId104">
+              <w:r>
+                <w:rPr>
+                  <w:rStyle w:val="Hyperlink"/>
+                </w:rPr>
+                <w:t xml:space="preserve">continuous random variables</w:t>
+              </w:r>
+            </w:hyperlink>
+            <w:r>
+              <w:t xml:space="preserve"> </w:t>
+            </w:r>
+            <w:r>
+              <w:t xml:space="preserve">in five minutes each,</w:t>
+            </w:r>
+            <w:r>
+              <w:t xml:space="preserve"> </w:t>
+            </w:r>
+            <w:r>
+              <w:t xml:space="preserve">following the University of Washington’s CSE 312</w:t>
+            </w:r>
+            <w:r>
+              <w:t xml:space="preserve"> </w:t>
+            </w:r>
+            <w:r>
+              <w:t xml:space="preserve">(5MinuteAI, n.d.)</w:t>
+            </w:r>
+            <w:r>
+              <w:t xml:space="preserve">.</w:t>
+            </w:r>
+          </w:p>
+          <w:p/>
+        </w:tc>
+      </w:tr>
+    </w:tbl>
+    <w:bookmarkEnd w:id="105"/>
+    <w:bookmarkEnd w:id="106"/>
+    <w:bookmarkStart w:id="126" w:name="sec-prob-haz"/>
     <w:p>
       <w:pPr>
         <w:pStyle w:val="Heading2"/>
@@ -37491,7 +37664,7 @@
         <w:t xml:space="preserve">3 Survival, hazard, and cumulative hazard functions</w:t>
       </w:r>
     </w:p>
-    <w:bookmarkStart w:id="103" w:name="def-surv-fn"/>
+    <w:bookmarkStart w:id="107" w:name="def-surv-fn"/>
     <w:p>
       <w:pPr>
         <w:pStyle w:val="FirstParagraph"/>
@@ -37704,7 +37877,7 @@
         </m:oMath>
       </m:oMathPara>
     </w:p>
-    <w:bookmarkEnd w:id="103"/>
+    <w:bookmarkEnd w:id="107"/>
     <w:p>
       <w:pPr>
         <w:pStyle w:val="FirstParagraph"/>
@@ -37798,7 +37971,7 @@
         <w:t xml:space="preserve">The definition itself applies to any random variable.</w:t>
       </w:r>
     </w:p>
-    <w:bookmarkStart w:id="104" w:name="thm-survival-expressions-1"/>
+    <w:bookmarkStart w:id="108" w:name="thm-survival-expressions-1"/>
     <w:p>
       <w:pPr>
         <w:pStyle w:val="BodyText"/>
@@ -38091,7 +38264,7 @@
         </m:oMath>
       </m:oMathPara>
     </w:p>
-    <w:bookmarkEnd w:id="104"/>
+    <w:bookmarkEnd w:id="108"/>
     <w:p>
       <w:pPr>
         <w:pStyle w:val="FirstParagraph"/>
@@ -38814,7 +38987,7 @@
         </m:oMath>
       </m:oMathPara>
     </w:p>
-    <w:bookmarkStart w:id="105" w:name="exm-exp-survfn"/>
+    <w:bookmarkStart w:id="109" w:name="exm-exp-survfn"/>
     <w:p>
       <w:pPr>
         <w:pStyle w:val="FirstParagraph"/>
@@ -39720,8 +39893,8 @@
         <w:t xml:space="preserve">.</w:t>
       </w:r>
     </w:p>
-    <w:bookmarkEnd w:id="105"/>
-    <w:bookmarkStart w:id="107" w:name="def-hazard"/>
+    <w:bookmarkEnd w:id="109"/>
+    <w:bookmarkStart w:id="111" w:name="def-hazard"/>
     <w:p>
       <w:pPr>
         <w:pStyle w:val="BodyText"/>
@@ -39938,7 +40111,7 @@
       <w:r>
         <w:t xml:space="preserve"> </w:t>
       </w:r>
-      <w:hyperlink r:id="rId106">
+      <w:hyperlink r:id="rId110">
         <w:r>
           <w:rPr>
             <w:rStyle w:val="Hyperlink"/>
@@ -40170,7 +40343,7 @@
         </m:oMath>
       </m:oMathPara>
     </w:p>
-    <w:bookmarkEnd w:id="107"/>
+    <w:bookmarkEnd w:id="111"/>
     <w:p>
       <w:pPr>
         <w:pStyle w:val="FirstParagraph"/>
@@ -40840,7 +41013,7 @@
         <w:t xml:space="preserve">The math is identical; only the name changes with the valence of the event.</w:t>
       </w:r>
     </w:p>
-    <w:bookmarkStart w:id="109" w:name="exm-hazard-exceeds-one"/>
+    <w:bookmarkStart w:id="113" w:name="exm-hazard-exceeds-one"/>
     <w:p>
       <w:pPr>
         <w:pStyle w:val="BodyText"/>
@@ -42348,7 +42521,7 @@
       <w:r>
         <w:t xml:space="preserve"> </w:t>
       </w:r>
-      <w:hyperlink r:id="rId108">
+      <w:hyperlink r:id="rId112">
         <w:r>
           <w:rPr>
             <w:rStyle w:val="Hyperlink"/>
@@ -42952,8 +43125,8 @@
         <w:t xml:space="preserve">a hazard is a rate, not a probability.</w:t>
       </w:r>
     </w:p>
-    <w:bookmarkEnd w:id="109"/>
-    <w:bookmarkStart w:id="110" w:name="def-discrete-hazard"/>
+    <w:bookmarkEnd w:id="113"/>
+    <w:bookmarkStart w:id="114" w:name="def-discrete-hazard"/>
     <w:p>
       <w:pPr>
         <w:pStyle w:val="BodyText"/>
@@ -43085,7 +43258,7 @@
       <w:r>
         <w:t xml:space="preserve"> </w:t>
       </w:r>
-      <w:hyperlink r:id="rId106">
+      <w:hyperlink r:id="rId110">
         <w:r>
           <w:rPr>
             <w:rStyle w:val="Hyperlink"/>
@@ -43205,8 +43378,8 @@
         </m:oMath>
       </m:oMathPara>
     </w:p>
-    <w:bookmarkEnd w:id="110"/>
-    <w:bookmarkStart w:id="111" w:name="exm-discrete-hazard"/>
+    <w:bookmarkEnd w:id="114"/>
+    <w:bookmarkStart w:id="115" w:name="exm-discrete-hazard"/>
     <w:p>
       <w:pPr>
         <w:pStyle w:val="FirstParagraph"/>
@@ -43950,8 +44123,8 @@
         <w:t xml:space="preserve">having gone without a six so far does not change the chance of a six on the next roll.</w:t>
       </w:r>
     </w:p>
-    <w:bookmarkEnd w:id="111"/>
-    <w:bookmarkStart w:id="112" w:name="cor-discrete-hazard-unit-interval"/>
+    <w:bookmarkEnd w:id="115"/>
+    <w:bookmarkStart w:id="116" w:name="cor-discrete-hazard-unit-interval"/>
     <w:p>
       <w:pPr>
         <w:pStyle w:val="BodyText"/>
@@ -44183,7 +44356,7 @@
         </m:oMath>
       </m:oMathPara>
     </w:p>
-    <w:bookmarkEnd w:id="112"/>
+    <w:bookmarkEnd w:id="116"/>
     <w:p>
       <w:pPr>
         <w:pStyle w:val="FirstParagraph"/>
@@ -44909,7 +45082,7 @@
         <w:t xml:space="preserve">the discrete-time hazard is a probability.</w:t>
       </w:r>
     </w:p>
-    <w:bookmarkStart w:id="113" w:name="thm-hazard-dens-surv"/>
+    <w:bookmarkStart w:id="117" w:name="thm-hazard-dens-surv"/>
     <w:p>
       <w:pPr>
         <w:pStyle w:val="BodyText"/>
@@ -45181,7 +45354,7 @@
         </m:oMath>
       </m:oMathPara>
     </w:p>
-    <w:bookmarkEnd w:id="113"/>
+    <w:bookmarkEnd w:id="117"/>
     <w:p>
       <w:pPr>
         <w:pStyle w:val="FirstParagraph"/>
@@ -45384,7 +45557,7 @@
       <w:r>
         <w:t xml:space="preserve"> </w:t>
       </w:r>
-      <w:hyperlink r:id="rId108">
+      <w:hyperlink r:id="rId112">
         <w:r>
           <w:rPr>
             <w:rStyle w:val="Hyperlink"/>
@@ -46744,7 +46917,7 @@
         </m:oMath>
       </m:oMathPara>
     </w:p>
-    <w:bookmarkStart w:id="114" w:name="exm-exp-haz"/>
+    <w:bookmarkStart w:id="118" w:name="exm-exp-haz"/>
     <w:p>
       <w:pPr>
         <w:pStyle w:val="FirstParagraph"/>
@@ -47464,8 +47637,8 @@
         <w:t xml:space="preserve">.</w:t>
       </w:r>
     </w:p>
-    <w:bookmarkEnd w:id="114"/>
-    <w:bookmarkStart w:id="115" w:name="def-cuhaz"/>
+    <w:bookmarkEnd w:id="118"/>
+    <w:bookmarkStart w:id="119" w:name="def-cuhaz"/>
     <w:p>
       <w:pPr>
         <w:pStyle w:val="BodyText"/>
@@ -47729,8 +47902,8 @@
         </m:oMath>
       </m:oMathPara>
     </w:p>
-    <w:bookmarkEnd w:id="115"/>
-    <w:bookmarkStart w:id="116" w:name="exm-exp-cumhaz"/>
+    <w:bookmarkEnd w:id="119"/>
+    <w:bookmarkStart w:id="120" w:name="exm-exp-cumhaz"/>
     <w:p>
       <w:pPr>
         <w:pStyle w:val="FirstParagraph"/>
@@ -48194,8 +48367,8 @@
         <w:t xml:space="preserve">.</w:t>
       </w:r>
     </w:p>
-    <w:bookmarkEnd w:id="116"/>
-    <w:bookmarkStart w:id="117" w:name="cor-cuhaz-nonneg"/>
+    <w:bookmarkEnd w:id="120"/>
+    <w:bookmarkStart w:id="121" w:name="cor-cuhaz-nonneg"/>
     <w:p>
       <w:pPr>
         <w:pStyle w:val="BodyText"/>
@@ -48433,7 +48606,7 @@
         </m:oMath>
       </m:oMathPara>
     </w:p>
-    <w:bookmarkEnd w:id="117"/>
+    <w:bookmarkEnd w:id="121"/>
     <w:p>
       <w:pPr>
         <w:pStyle w:val="FirstParagraph"/>
@@ -50106,7 +50279,7 @@
         <w:t xml:space="preserve">is the form most survival-analysis texts use.</w:t>
       </w:r>
     </w:p>
-    <w:bookmarkStart w:id="119" w:name="cor-surv-int-haz"/>
+    <w:bookmarkStart w:id="123" w:name="cor-surv-int-haz"/>
     <w:p>
       <w:pPr>
         <w:pStyle w:val="BodyText"/>
@@ -50317,7 +50490,7 @@
       <w:pPr>
         <w:pStyle w:val="BodyText"/>
       </w:pPr>
-      <w:bookmarkStart w:id="118" w:name="eq-surv-int-haz"/>
+      <w:bookmarkStart w:id="122" w:name="eq-surv-int-haz"/>
       <m:oMathPara>
         <m:oMathParaPr>
           <m:jc m:val="center"/>
@@ -50419,9 +50592,9 @@
           </m:r>
         </m:oMath>
       </m:oMathPara>
-      <w:bookmarkEnd w:id="118"/>
+      <w:bookmarkEnd w:id="122"/>
     </w:p>
-    <w:bookmarkEnd w:id="119"/>
+    <w:bookmarkEnd w:id="123"/>
     <w:p>
       <w:pPr>
         <w:pStyle w:val="FirstParagraph"/>
@@ -51997,7 +52170,7 @@
         <w:t xml:space="preserve">.</w:t>
       </w:r>
     </w:p>
-    <w:bookmarkStart w:id="120" w:name="exm-exp-surv-int-haz"/>
+    <w:bookmarkStart w:id="124" w:name="exm-exp-surv-int-haz"/>
     <w:p>
       <w:pPr>
         <w:pStyle w:val="BodyText"/>
@@ -52284,7 +52457,7 @@
         <w:t xml:space="preserve">.</w:t>
       </w:r>
     </w:p>
-    <w:bookmarkEnd w:id="120"/>
+    <w:bookmarkEnd w:id="124"/>
     <w:tbl>
       <w:tblPr>
         <w:tblStyle w:val="Table"/>
@@ -52298,7 +52471,7 @@
       <w:tr>
         <w:tc>
           <w:tcPr/>
-          <w:bookmarkStart w:id="121" w:name="tbl-prob-dist-fns"/>
+          <w:bookmarkStart w:id="125" w:name="tbl-prob-dist-fns"/>
           <w:p>
             <w:pPr>
               <w:jc w:val="center"/>
@@ -53269,7 +53442,7 @@
               </w:tc>
             </w:tr>
           </w:tbl>
-          <w:bookmarkEnd w:id="121"/>
+          <w:bookmarkEnd w:id="125"/>
           <w:p/>
         </w:tc>
       </w:tr>
@@ -54235,8 +54408,8 @@
         </m:oMath>
       </m:oMathPara>
     </w:p>
-    <w:bookmarkEnd w:id="122"/>
-    <w:bookmarkStart w:id="140" w:name="references"/>
+    <w:bookmarkEnd w:id="126"/>
+    <w:bookmarkStart w:id="146" w:name="references"/>
     <w:p>
       <w:pPr>
         <w:pStyle w:val="Heading2"/>
@@ -54245,8 +54418,45 @@
         <w:t xml:space="preserve">References</w:t>
       </w:r>
     </w:p>
-    <w:bookmarkStart w:id="139" w:name="refs"/>
-    <w:bookmarkStart w:id="123" w:name="ref-billingsley1995probability"/>
+    <w:bookmarkStart w:id="145" w:name="refs"/>
+    <w:bookmarkStart w:id="128" w:name="ref-fiveminuteai_probstat"/>
+    <w:p>
+      <w:pPr>
+        <w:pStyle w:val="Bibliography"/>
+      </w:pPr>
+      <w:r>
+        <w:t xml:space="preserve">5MinuteAI. n.d.</w:t>
+      </w:r>
+      <w:r>
+        <w:t xml:space="preserve"> </w:t>
+      </w:r>
+      <w:r>
+        <w:rPr>
+          <w:i/>
+          <w:iCs/>
+        </w:rPr>
+        <w:t xml:space="preserve">Probability &amp; Statistics</w:t>
+      </w:r>
+      <w:r>
+        <w:t xml:space="preserve">. Video playlist on YouTube. Accessed October 12, 2026.</w:t>
+      </w:r>
+      <w:r>
+        <w:t xml:space="preserve"> </w:t>
+      </w:r>
+      <w:hyperlink r:id="rId127">
+        <w:r>
+          <w:rPr>
+            <w:rStyle w:val="Hyperlink"/>
+          </w:rPr>
+          <w:t xml:space="preserve">https://www.youtube.com/playlist?list=PLeB45KifGiuHesi4PALNZSYZFhViVGQJK</w:t>
+        </w:r>
+      </w:hyperlink>
+      <w:r>
+        <w:t xml:space="preserve">.</w:t>
+      </w:r>
+    </w:p>
+    <w:bookmarkEnd w:id="128"/>
+    <w:bookmarkStart w:id="129" w:name="ref-billingsley1995probability"/>
     <w:p>
       <w:pPr>
         <w:pStyle w:val="Bibliography"/>
@@ -54268,8 +54478,8 @@
         <w:t xml:space="preserve">. 3rd ed. Wiley Series in Probability and Mathematical Statistics. Wiley.</w:t>
       </w:r>
     </w:p>
-    <w:bookmarkEnd w:id="123"/>
-    <w:bookmarkStart w:id="125" w:name="ref-CaseBerg01"/>
+    <w:bookmarkEnd w:id="129"/>
+    <w:bookmarkStart w:id="131" w:name="ref-CaseBerg01"/>
     <w:p>
       <w:pPr>
         <w:pStyle w:val="Bibliography"/>
@@ -54293,7 +54503,7 @@
       <w:r>
         <w:t xml:space="preserve"> </w:t>
       </w:r>
-      <w:hyperlink r:id="rId124">
+      <w:hyperlink r:id="rId130">
         <w:r>
           <w:rPr>
             <w:rStyle w:val="Hyperlink"/>
@@ -54305,8 +54515,8 @@
         <w:t xml:space="preserve">.</w:t>
       </w:r>
     </w:p>
-    <w:bookmarkEnd w:id="125"/>
-    <w:bookmarkStart w:id="127" w:name="ref-dobson4e"/>
+    <w:bookmarkEnd w:id="131"/>
+    <w:bookmarkStart w:id="133" w:name="ref-dobson4e"/>
     <w:p>
       <w:pPr>
         <w:pStyle w:val="Bibliography"/>
@@ -54330,7 +54540,7 @@
       <w:r>
         <w:t xml:space="preserve"> </w:t>
       </w:r>
-      <w:hyperlink r:id="rId126">
+      <w:hyperlink r:id="rId132">
         <w:r>
           <w:rPr>
             <w:rStyle w:val="Hyperlink"/>
@@ -54342,8 +54552,8 @@
         <w:t xml:space="preserve">.</w:t>
       </w:r>
     </w:p>
-    <w:bookmarkEnd w:id="127"/>
-    <w:bookmarkStart w:id="128" w:name="ref-hutchinson2024data471"/>
+    <w:bookmarkEnd w:id="133"/>
+    <w:bookmarkStart w:id="134" w:name="ref-hutchinson2024data471"/>
     <w:p>
       <w:pPr>
         <w:pStyle w:val="Bibliography"/>
@@ -54379,8 +54589,8 @@
         <w:t xml:space="preserve">. Western Washington University.</w:t>
       </w:r>
     </w:p>
-    <w:bookmarkEnd w:id="128"/>
-    <w:bookmarkStart w:id="130" w:name="ref-hutchinson_wwu_ml_videos"/>
+    <w:bookmarkEnd w:id="134"/>
+    <w:bookmarkStart w:id="136" w:name="ref-hutchinson_wwu_ml_videos"/>
     <w:p>
       <w:pPr>
         <w:pStyle w:val="Bibliography"/>
@@ -54446,7 +54656,7 @@
       <w:r>
         <w:t xml:space="preserve"> </w:t>
       </w:r>
-      <w:hyperlink r:id="rId129">
+      <w:hyperlink r:id="rId135">
         <w:r>
           <w:rPr>
             <w:rStyle w:val="Hyperlink"/>
@@ -54458,8 +54668,8 @@
         <w:t xml:space="preserve">.</w:t>
       </w:r>
     </w:p>
-    <w:bookmarkEnd w:id="130"/>
-    <w:bookmarkStart w:id="131" w:name="ref-kalbfleisch2011statistical"/>
+    <w:bookmarkEnd w:id="136"/>
+    <w:bookmarkStart w:id="137" w:name="ref-kalbfleisch2011statistical"/>
     <w:p>
       <w:pPr>
         <w:pStyle w:val="Bibliography"/>
@@ -54481,8 +54691,8 @@
         <w:t xml:space="preserve">. John Wiley &amp; Sons.</w:t>
       </w:r>
     </w:p>
-    <w:bookmarkEnd w:id="131"/>
-    <w:bookmarkStart w:id="133" w:name="ref-klein2003survival"/>
+    <w:bookmarkEnd w:id="137"/>
+    <w:bookmarkStart w:id="139" w:name="ref-klein2003survival"/>
     <w:p>
       <w:pPr>
         <w:pStyle w:val="Bibliography"/>
@@ -54506,7 +54716,7 @@
       <w:r>
         <w:t xml:space="preserve"> </w:t>
       </w:r>
-      <w:hyperlink r:id="rId132">
+      <w:hyperlink r:id="rId138">
         <w:r>
           <w:rPr>
             <w:rStyle w:val="Hyperlink"/>
@@ -54518,8 +54728,8 @@
         <w:t xml:space="preserve">.</w:t>
       </w:r>
     </w:p>
-    <w:bookmarkEnd w:id="133"/>
-    <w:bookmarkStart w:id="135" w:name="ref-kleinbaum2012survival"/>
+    <w:bookmarkEnd w:id="139"/>
+    <w:bookmarkStart w:id="141" w:name="ref-kleinbaum2012survival"/>
     <w:p>
       <w:pPr>
         <w:pStyle w:val="Bibliography"/>
@@ -54543,7 +54753,7 @@
       <w:r>
         <w:t xml:space="preserve"> </w:t>
       </w:r>
-      <w:hyperlink r:id="rId134">
+      <w:hyperlink r:id="rId140">
         <w:r>
           <w:rPr>
             <w:rStyle w:val="Hyperlink"/>
@@ -54555,8 +54765,8 @@
         <w:t xml:space="preserve">.</w:t>
       </w:r>
     </w:p>
-    <w:bookmarkEnd w:id="135"/>
-    <w:bookmarkStart w:id="136" w:name="ref-me4"/>
+    <w:bookmarkEnd w:id="141"/>
+    <w:bookmarkStart w:id="142" w:name="ref-me4"/>
     <w:p>
       <w:pPr>
         <w:pStyle w:val="Bibliography"/>
@@ -54578,8 +54788,8 @@
         <w:t xml:space="preserve">. Fourth edition. Wolters Kluwer.</w:t>
       </w:r>
     </w:p>
-    <w:bookmarkEnd w:id="136"/>
-    <w:bookmarkStart w:id="138" w:name="ref-vittinghoff2e"/>
+    <w:bookmarkEnd w:id="142"/>
+    <w:bookmarkStart w:id="144" w:name="ref-vittinghoff2e"/>
     <w:p>
       <w:pPr>
         <w:pStyle w:val="Bibliography"/>
@@ -54603,7 +54813,7 @@
       <w:r>
         <w:t xml:space="preserve"> </w:t>
       </w:r>
-      <w:hyperlink r:id="rId137">
+      <w:hyperlink r:id="rId143">
         <w:r>
           <w:rPr>
             <w:rStyle w:val="Hyperlink"/>
@@ -54615,9 +54825,9 @@
         <w:t xml:space="preserve">.</w:t>
       </w:r>
     </w:p>
-    <w:bookmarkEnd w:id="138"/>
-    <w:bookmarkEnd w:id="139"/>
-    <w:bookmarkEnd w:id="140"/>
+    <w:bookmarkEnd w:id="144"/>
+    <w:bookmarkEnd w:id="145"/>
+    <w:bookmarkEnd w:id="146"/>
     <w:sectPr>
       <w:footnotePr>
         <w:numRestart w:val="eachSect"/>

--- a/pr-preview/pr-109/random-variables.docx
+++ b/pr-preview/pr-109/random-variables.docx
@@ -15,7 +15,7 @@
         <w:pStyle w:val="Date"/>
       </w:pPr>
       <w:r>
-        <w:t xml:space="preserve">Last modified: 2026-10-12 17:23:50 (PDT)</w:t>
+        <w:t xml:space="preserve">Last modified: 2026-10-12 19:27:50 (PDT)</w:t>
       </w:r>
     </w:p>
     <w:bookmarkStart w:id="24" w:name="sec-random-variables"/>
@@ -4700,7 +4700,7 @@
     </w:p>
     <w:bookmarkEnd w:id="23"/>
     <w:bookmarkEnd w:id="24"/>
-    <w:bookmarkStart w:id="106" w:name="X07e058d1329d8fa48179146f153d016c4f9ff9a"/>
+    <w:bookmarkStart w:id="104" w:name="X07e058d1329d8fa48179146f153d016c4f9ff9a"/>
     <w:p>
       <w:pPr>
         <w:pStyle w:val="Heading2"/>
@@ -36191,7 +36191,7 @@
     </w:p>
     <w:bookmarkEnd w:id="93"/>
     <w:bookmarkEnd w:id="94"/>
-    <w:bookmarkStart w:id="105" w:name="sec-continuous-distributions"/>
+    <w:bookmarkStart w:id="103" w:name="sec-continuous-distributions"/>
     <w:p>
       <w:pPr>
         <w:pStyle w:val="Heading3"/>
@@ -37485,177 +37485,61 @@
         <w:pStyle w:val="BodyText"/>
       </w:pPr>
       <w:r>
-        <w:t xml:space="preserve"> </w:t>
+        <w:t xml:space="preserve">5MinuteAI explains</w:t>
+      </w:r>
+      <w:r>
+        <w:t xml:space="preserve"> </w:t>
+      </w:r>
+      <w:hyperlink r:id="rId101">
+        <w:r>
+          <w:rPr>
+            <w:rStyle w:val="Hyperlink"/>
+          </w:rPr>
+          <w:t xml:space="preserve">discrete random variables</w:t>
+        </w:r>
+      </w:hyperlink>
+      <w:r>
+        <w:t xml:space="preserve"> </w:t>
+      </w:r>
+      <w:r>
+        <w:t xml:space="preserve">and</w:t>
+      </w:r>
+      <w:r>
+        <w:t xml:space="preserve"> </w:t>
+      </w:r>
+      <w:hyperlink r:id="rId102">
+        <w:r>
+          <w:rPr>
+            <w:rStyle w:val="Hyperlink"/>
+          </w:rPr>
+          <w:t xml:space="preserve">continuous random variables</w:t>
+        </w:r>
+      </w:hyperlink>
+      <w:r>
+        <w:t xml:space="preserve"> </w:t>
+      </w:r>
+      <w:r>
+        <w:t xml:space="preserve">in five minutes each,</w:t>
+      </w:r>
+      <w:r>
+        <w:t xml:space="preserve"> </w:t>
+      </w:r>
+      <w:r>
+        <w:t xml:space="preserve">following the University of Washington’s CSE 312</w:t>
+      </w:r>
+      <w:r>
+        <w:t xml:space="preserve"> </w:t>
+      </w:r>
+      <w:r>
+        <w:t xml:space="preserve">(5MinuteAI, n.d.)</w:t>
+      </w:r>
+      <w:r>
+        <w:t xml:space="preserve">.</w:t>
       </w:r>
     </w:p>
-    <w:tbl>
-      <w:tblPr>
-        <w:tblStyle w:val="Table"/>
-        <w:tblLook w:firstRow="0" w:lastRow="0" w:firstColumn="0" w:lastColumn="0" w:noHBand="0" w:noVBand="0" w:val="0000"/>
-        <w:tblBorders>
-          <w:top w:val="single" w:sz="4" w:space="0" w:color="00A047"/>
-          <w:left w:val="single" w:sz="24" w:space="0" w:color="00A047"/>
-          <w:bottom w:val="single" w:sz="4" w:space="0" w:color="00A047"/>
-          <w:right w:val="single" w:sz="4" w:space="0" w:color="00A047"/>
-        </w:tblBorders>
-        <w:tblCellMar>
-          <w:left w:w="144" w:type="dxa"/>
-          <w:right w:w="144" w:type="dxa"/>
-        </w:tblCellMar>
-        <w:tblLook w:firstRow="0" w:lastRow="0" w:firstColumn="0" w:lastColumn="0" w:noHBand="0" w:noVBand="0" w:val="0000"/>
-      </w:tblPr>
-      <w:tr>
-        <w:trPr>
-          <w:cantSplit/>
-        </w:trPr>
-        <w:tc>
-          <w:tcPr>
-            <w:shd w:color="auto" w:fill="ccf1e3" w:val="clear"/>
-            <w:tcMar>
-              <w:top w:w="92" w:type="dxa"/>
-              <w:bottom w:w="92" w:type="dxa"/>
-            </w:tcMar>
-          </w:tcPr>
-          <w:p>
-            <w:pPr>
-              <w:pStyle w:val="BodyText"/>
-            </w:pPr>
-            <w:pPr>
-              <w:spacing w:before="0" w:after="0"/>
-              <w:textAlignment w:val="center"/>
-            </w:pPr>
-            <w:r>
-              <w:drawing>
-                <wp:inline>
-                  <wp:extent cx="152400" cy="152400"/>
-                  <wp:effectExtent b="0" l="0" r="0" t="0"/>
-                  <wp:docPr descr="" title="" id="101" name="Picture"/>
-                  <a:graphic>
-                    <a:graphicData uri="http://schemas.openxmlformats.org/drawingml/2006/picture">
-                      <pic:pic>
-                        <pic:nvPicPr>
-                          <pic:cNvPr descr="/opt/quarto/share/formats/docx/tip.png" id="102" name="Picture"/>
-                          <pic:cNvPicPr>
-                            <a:picLocks noChangeArrowheads="1" noChangeAspect="1"/>
-                          </pic:cNvPicPr>
-                        </pic:nvPicPr>
-                        <pic:blipFill>
-                          <a:blip r:embed="rId96"/>
-                          <a:stretch>
-                            <a:fillRect/>
-                          </a:stretch>
-                        </pic:blipFill>
-                        <pic:spPr bwMode="auto">
-                          <a:xfrm>
-                            <a:off x="0" y="0"/>
-                            <a:ext cx="152400" cy="152400"/>
-                          </a:xfrm>
-                          <a:prstGeom prst="rect">
-                            <a:avLst/>
-                          </a:prstGeom>
-                          <a:noFill/>
-                          <a:ln w="9525">
-                            <a:noFill/>
-                            <a:headEnd/>
-                            <a:tailEnd/>
-                          </a:ln>
-                        </pic:spPr>
-                      </pic:pic>
-                    </a:graphicData>
-                  </a:graphic>
-                </wp:inline>
-              </w:drawing>
-            </w:r>
-            <w:r>
-              <w:t xml:space="preserve"> </w:t>
-            </w:r>
-            <w:r>
-              <w:t xml:space="preserve"> </w:t>
-            </w:r>
-            <w:r>
-              <w:t xml:space="preserve">Another explanation</w:t>
-            </w:r>
-          </w:p>
-        </w:tc>
-      </w:tr>
-      <w:tr>
-        <w:trPr>
-          <w:cantSplit/>
-        </w:trPr>
-        <w:tc>
-          <w:tcPr>
-            <w:tcMar>
-              <w:top w:w="108" w:type="dxa"/>
-              <w:bottom w:w="108" w:type="dxa"/>
-            </w:tcMar>
-          </w:tcPr>
-          <w:p>
-            <w:pPr>
-              <w:pStyle w:val="BodyText"/>
-            </w:pPr>
-            <w:pPr>
-              <w:spacing w:before="16" w:after="16"/>
-            </w:pPr>
-            <w:r>
-              <w:t xml:space="preserve">5MinuteAI explains</w:t>
-            </w:r>
-            <w:r>
-              <w:t xml:space="preserve"> </w:t>
-            </w:r>
-            <w:hyperlink r:id="rId103">
-              <w:r>
-                <w:rPr>
-                  <w:rStyle w:val="Hyperlink"/>
-                </w:rPr>
-                <w:t xml:space="preserve">discrete random variables</w:t>
-              </w:r>
-            </w:hyperlink>
-            <w:r>
-              <w:t xml:space="preserve"> </w:t>
-            </w:r>
-            <w:r>
-              <w:t xml:space="preserve">and</w:t>
-            </w:r>
-            <w:r>
-              <w:t xml:space="preserve"> </w:t>
-            </w:r>
-            <w:hyperlink r:id="rId104">
-              <w:r>
-                <w:rPr>
-                  <w:rStyle w:val="Hyperlink"/>
-                </w:rPr>
-                <w:t xml:space="preserve">continuous random variables</w:t>
-              </w:r>
-            </w:hyperlink>
-            <w:r>
-              <w:t xml:space="preserve"> </w:t>
-            </w:r>
-            <w:r>
-              <w:t xml:space="preserve">in five minutes each,</w:t>
-            </w:r>
-            <w:r>
-              <w:t xml:space="preserve"> </w:t>
-            </w:r>
-            <w:r>
-              <w:t xml:space="preserve">following the University of Washington’s CSE 312</w:t>
-            </w:r>
-            <w:r>
-              <w:t xml:space="preserve"> </w:t>
-            </w:r>
-            <w:r>
-              <w:t xml:space="preserve">(5MinuteAI, n.d.)</w:t>
-            </w:r>
-            <w:r>
-              <w:t xml:space="preserve">.</w:t>
-            </w:r>
-          </w:p>
-          <w:p/>
-        </w:tc>
-      </w:tr>
-    </w:tbl>
-    <w:bookmarkEnd w:id="105"/>
-    <w:bookmarkEnd w:id="106"/>
-    <w:bookmarkStart w:id="126" w:name="sec-prob-haz"/>
+    <w:bookmarkEnd w:id="103"/>
+    <w:bookmarkEnd w:id="104"/>
+    <w:bookmarkStart w:id="124" w:name="sec-prob-haz"/>
     <w:p>
       <w:pPr>
         <w:pStyle w:val="Heading2"/>
@@ -37664,7 +37548,7 @@
         <w:t xml:space="preserve">3 Survival, hazard, and cumulative hazard functions</w:t>
       </w:r>
     </w:p>
-    <w:bookmarkStart w:id="107" w:name="def-surv-fn"/>
+    <w:bookmarkStart w:id="105" w:name="def-surv-fn"/>
     <w:p>
       <w:pPr>
         <w:pStyle w:val="FirstParagraph"/>
@@ -37877,7 +37761,7 @@
         </m:oMath>
       </m:oMathPara>
     </w:p>
-    <w:bookmarkEnd w:id="107"/>
+    <w:bookmarkEnd w:id="105"/>
     <w:p>
       <w:pPr>
         <w:pStyle w:val="FirstParagraph"/>
@@ -37971,7 +37855,7 @@
         <w:t xml:space="preserve">The definition itself applies to any random variable.</w:t>
       </w:r>
     </w:p>
-    <w:bookmarkStart w:id="108" w:name="thm-survival-expressions-1"/>
+    <w:bookmarkStart w:id="106" w:name="thm-survival-expressions-1"/>
     <w:p>
       <w:pPr>
         <w:pStyle w:val="BodyText"/>
@@ -38264,7 +38148,7 @@
         </m:oMath>
       </m:oMathPara>
     </w:p>
-    <w:bookmarkEnd w:id="108"/>
+    <w:bookmarkEnd w:id="106"/>
     <w:p>
       <w:pPr>
         <w:pStyle w:val="FirstParagraph"/>
@@ -38987,7 +38871,7 @@
         </m:oMath>
       </m:oMathPara>
     </w:p>
-    <w:bookmarkStart w:id="109" w:name="exm-exp-survfn"/>
+    <w:bookmarkStart w:id="107" w:name="exm-exp-survfn"/>
     <w:p>
       <w:pPr>
         <w:pStyle w:val="FirstParagraph"/>
@@ -39893,8 +39777,8 @@
         <w:t xml:space="preserve">.</w:t>
       </w:r>
     </w:p>
-    <w:bookmarkEnd w:id="109"/>
-    <w:bookmarkStart w:id="111" w:name="def-hazard"/>
+    <w:bookmarkEnd w:id="107"/>
+    <w:bookmarkStart w:id="109" w:name="def-hazard"/>
     <w:p>
       <w:pPr>
         <w:pStyle w:val="BodyText"/>
@@ -40111,7 +39995,7 @@
       <w:r>
         <w:t xml:space="preserve"> </w:t>
       </w:r>
-      <w:hyperlink r:id="rId110">
+      <w:hyperlink r:id="rId108">
         <w:r>
           <w:rPr>
             <w:rStyle w:val="Hyperlink"/>
@@ -40343,7 +40227,7 @@
         </m:oMath>
       </m:oMathPara>
     </w:p>
-    <w:bookmarkEnd w:id="111"/>
+    <w:bookmarkEnd w:id="109"/>
     <w:p>
       <w:pPr>
         <w:pStyle w:val="FirstParagraph"/>
@@ -41013,7 +40897,7 @@
         <w:t xml:space="preserve">The math is identical; only the name changes with the valence of the event.</w:t>
       </w:r>
     </w:p>
-    <w:bookmarkStart w:id="113" w:name="exm-hazard-exceeds-one"/>
+    <w:bookmarkStart w:id="111" w:name="exm-hazard-exceeds-one"/>
     <w:p>
       <w:pPr>
         <w:pStyle w:val="BodyText"/>
@@ -42521,7 +42405,7 @@
       <w:r>
         <w:t xml:space="preserve"> </w:t>
       </w:r>
-      <w:hyperlink r:id="rId112">
+      <w:hyperlink r:id="rId110">
         <w:r>
           <w:rPr>
             <w:rStyle w:val="Hyperlink"/>
@@ -43125,8 +43009,8 @@
         <w:t xml:space="preserve">a hazard is a rate, not a probability.</w:t>
       </w:r>
     </w:p>
-    <w:bookmarkEnd w:id="113"/>
-    <w:bookmarkStart w:id="114" w:name="def-discrete-hazard"/>
+    <w:bookmarkEnd w:id="111"/>
+    <w:bookmarkStart w:id="112" w:name="def-discrete-hazard"/>
     <w:p>
       <w:pPr>
         <w:pStyle w:val="BodyText"/>
@@ -43258,7 +43142,7 @@
       <w:r>
         <w:t xml:space="preserve"> </w:t>
       </w:r>
-      <w:hyperlink r:id="rId110">
+      <w:hyperlink r:id="rId108">
         <w:r>
           <w:rPr>
             <w:rStyle w:val="Hyperlink"/>
@@ -43378,8 +43262,8 @@
         </m:oMath>
       </m:oMathPara>
     </w:p>
-    <w:bookmarkEnd w:id="114"/>
-    <w:bookmarkStart w:id="115" w:name="exm-discrete-hazard"/>
+    <w:bookmarkEnd w:id="112"/>
+    <w:bookmarkStart w:id="113" w:name="exm-discrete-hazard"/>
     <w:p>
       <w:pPr>
         <w:pStyle w:val="FirstParagraph"/>
@@ -44123,8 +44007,8 @@
         <w:t xml:space="preserve">having gone without a six so far does not change the chance of a six on the next roll.</w:t>
       </w:r>
     </w:p>
-    <w:bookmarkEnd w:id="115"/>
-    <w:bookmarkStart w:id="116" w:name="cor-discrete-hazard-unit-interval"/>
+    <w:bookmarkEnd w:id="113"/>
+    <w:bookmarkStart w:id="114" w:name="cor-discrete-hazard-unit-interval"/>
     <w:p>
       <w:pPr>
         <w:pStyle w:val="BodyText"/>
@@ -44356,7 +44240,7 @@
         </m:oMath>
       </m:oMathPara>
     </w:p>
-    <w:bookmarkEnd w:id="116"/>
+    <w:bookmarkEnd w:id="114"/>
     <w:p>
       <w:pPr>
         <w:pStyle w:val="FirstParagraph"/>
@@ -45082,7 +44966,7 @@
         <w:t xml:space="preserve">the discrete-time hazard is a probability.</w:t>
       </w:r>
     </w:p>
-    <w:bookmarkStart w:id="117" w:name="thm-hazard-dens-surv"/>
+    <w:bookmarkStart w:id="115" w:name="thm-hazard-dens-surv"/>
     <w:p>
       <w:pPr>
         <w:pStyle w:val="BodyText"/>
@@ -45354,7 +45238,7 @@
         </m:oMath>
       </m:oMathPara>
     </w:p>
-    <w:bookmarkEnd w:id="117"/>
+    <w:bookmarkEnd w:id="115"/>
     <w:p>
       <w:pPr>
         <w:pStyle w:val="FirstParagraph"/>
@@ -45557,7 +45441,7 @@
       <w:r>
         <w:t xml:space="preserve"> </w:t>
       </w:r>
-      <w:hyperlink r:id="rId112">
+      <w:hyperlink r:id="rId110">
         <w:r>
           <w:rPr>
             <w:rStyle w:val="Hyperlink"/>
@@ -46917,7 +46801,7 @@
         </m:oMath>
       </m:oMathPara>
     </w:p>
-    <w:bookmarkStart w:id="118" w:name="exm-exp-haz"/>
+    <w:bookmarkStart w:id="116" w:name="exm-exp-haz"/>
     <w:p>
       <w:pPr>
         <w:pStyle w:val="FirstParagraph"/>
@@ -47637,8 +47521,8 @@
         <w:t xml:space="preserve">.</w:t>
       </w:r>
     </w:p>
-    <w:bookmarkEnd w:id="118"/>
-    <w:bookmarkStart w:id="119" w:name="def-cuhaz"/>
+    <w:bookmarkEnd w:id="116"/>
+    <w:bookmarkStart w:id="117" w:name="def-cuhaz"/>
     <w:p>
       <w:pPr>
         <w:pStyle w:val="BodyText"/>
@@ -47902,8 +47786,8 @@
         </m:oMath>
       </m:oMathPara>
     </w:p>
-    <w:bookmarkEnd w:id="119"/>
-    <w:bookmarkStart w:id="120" w:name="exm-exp-cumhaz"/>
+    <w:bookmarkEnd w:id="117"/>
+    <w:bookmarkStart w:id="118" w:name="exm-exp-cumhaz"/>
     <w:p>
       <w:pPr>
         <w:pStyle w:val="FirstParagraph"/>
@@ -48367,8 +48251,8 @@
         <w:t xml:space="preserve">.</w:t>
       </w:r>
     </w:p>
-    <w:bookmarkEnd w:id="120"/>
-    <w:bookmarkStart w:id="121" w:name="cor-cuhaz-nonneg"/>
+    <w:bookmarkEnd w:id="118"/>
+    <w:bookmarkStart w:id="119" w:name="cor-cuhaz-nonneg"/>
     <w:p>
       <w:pPr>
         <w:pStyle w:val="BodyText"/>
@@ -48606,7 +48490,7 @@
         </m:oMath>
       </m:oMathPara>
     </w:p>
-    <w:bookmarkEnd w:id="121"/>
+    <w:bookmarkEnd w:id="119"/>
     <w:p>
       <w:pPr>
         <w:pStyle w:val="FirstParagraph"/>
@@ -50279,7 +50163,7 @@
         <w:t xml:space="preserve">is the form most survival-analysis texts use.</w:t>
       </w:r>
     </w:p>
-    <w:bookmarkStart w:id="123" w:name="cor-surv-int-haz"/>
+    <w:bookmarkStart w:id="121" w:name="cor-surv-int-haz"/>
     <w:p>
       <w:pPr>
         <w:pStyle w:val="BodyText"/>
@@ -50490,7 +50374,7 @@
       <w:pPr>
         <w:pStyle w:val="BodyText"/>
       </w:pPr>
-      <w:bookmarkStart w:id="122" w:name="eq-surv-int-haz"/>
+      <w:bookmarkStart w:id="120" w:name="eq-surv-int-haz"/>
       <m:oMathPara>
         <m:oMathParaPr>
           <m:jc m:val="center"/>
@@ -50592,9 +50476,9 @@
           </m:r>
         </m:oMath>
       </m:oMathPara>
-      <w:bookmarkEnd w:id="122"/>
+      <w:bookmarkEnd w:id="120"/>
     </w:p>
-    <w:bookmarkEnd w:id="123"/>
+    <w:bookmarkEnd w:id="121"/>
     <w:p>
       <w:pPr>
         <w:pStyle w:val="FirstParagraph"/>
@@ -52170,7 +52054,7 @@
         <w:t xml:space="preserve">.</w:t>
       </w:r>
     </w:p>
-    <w:bookmarkStart w:id="124" w:name="exm-exp-surv-int-haz"/>
+    <w:bookmarkStart w:id="122" w:name="exm-exp-surv-int-haz"/>
     <w:p>
       <w:pPr>
         <w:pStyle w:val="BodyText"/>
@@ -52457,7 +52341,7 @@
         <w:t xml:space="preserve">.</w:t>
       </w:r>
     </w:p>
-    <w:bookmarkEnd w:id="124"/>
+    <w:bookmarkEnd w:id="122"/>
     <w:tbl>
       <w:tblPr>
         <w:tblStyle w:val="Table"/>
@@ -52471,7 +52355,7 @@
       <w:tr>
         <w:tc>
           <w:tcPr/>
-          <w:bookmarkStart w:id="125" w:name="tbl-prob-dist-fns"/>
+          <w:bookmarkStart w:id="123" w:name="tbl-prob-dist-fns"/>
           <w:p>
             <w:pPr>
               <w:jc w:val="center"/>
@@ -53442,7 +53326,7 @@
               </w:tc>
             </w:tr>
           </w:tbl>
-          <w:bookmarkEnd w:id="125"/>
+          <w:bookmarkEnd w:id="123"/>
           <w:p/>
         </w:tc>
       </w:tr>
@@ -54408,8 +54292,8 @@
         </m:oMath>
       </m:oMathPara>
     </w:p>
-    <w:bookmarkEnd w:id="126"/>
-    <w:bookmarkStart w:id="146" w:name="references"/>
+    <w:bookmarkEnd w:id="124"/>
+    <w:bookmarkStart w:id="144" w:name="references"/>
     <w:p>
       <w:pPr>
         <w:pStyle w:val="Heading2"/>
@@ -54418,8 +54302,8 @@
         <w:t xml:space="preserve">References</w:t>
       </w:r>
     </w:p>
-    <w:bookmarkStart w:id="145" w:name="refs"/>
-    <w:bookmarkStart w:id="128" w:name="ref-fiveminuteai_probstat"/>
+    <w:bookmarkStart w:id="143" w:name="refs"/>
+    <w:bookmarkStart w:id="126" w:name="ref-fiveminuteai_probstat"/>
     <w:p>
       <w:pPr>
         <w:pStyle w:val="Bibliography"/>
@@ -54443,7 +54327,7 @@
       <w:r>
         <w:t xml:space="preserve"> </w:t>
       </w:r>
-      <w:hyperlink r:id="rId127">
+      <w:hyperlink r:id="rId125">
         <w:r>
           <w:rPr>
             <w:rStyle w:val="Hyperlink"/>
@@ -54455,8 +54339,8 @@
         <w:t xml:space="preserve">.</w:t>
       </w:r>
     </w:p>
-    <w:bookmarkEnd w:id="128"/>
-    <w:bookmarkStart w:id="129" w:name="ref-billingsley1995probability"/>
+    <w:bookmarkEnd w:id="126"/>
+    <w:bookmarkStart w:id="127" w:name="ref-billingsley1995probability"/>
     <w:p>
       <w:pPr>
         <w:pStyle w:val="Bibliography"/>
@@ -54478,8 +54362,8 @@
         <w:t xml:space="preserve">. 3rd ed. Wiley Series in Probability and Mathematical Statistics. Wiley.</w:t>
       </w:r>
     </w:p>
-    <w:bookmarkEnd w:id="129"/>
-    <w:bookmarkStart w:id="131" w:name="ref-CaseBerg01"/>
+    <w:bookmarkEnd w:id="127"/>
+    <w:bookmarkStart w:id="129" w:name="ref-CaseBerg01"/>
     <w:p>
       <w:pPr>
         <w:pStyle w:val="Bibliography"/>
@@ -54503,7 +54387,7 @@
       <w:r>
         <w:t xml:space="preserve"> </w:t>
       </w:r>
-      <w:hyperlink r:id="rId130">
+      <w:hyperlink r:id="rId128">
         <w:r>
           <w:rPr>
             <w:rStyle w:val="Hyperlink"/>
@@ -54515,8 +54399,8 @@
         <w:t xml:space="preserve">.</w:t>
       </w:r>
     </w:p>
-    <w:bookmarkEnd w:id="131"/>
-    <w:bookmarkStart w:id="133" w:name="ref-dobson4e"/>
+    <w:bookmarkEnd w:id="129"/>
+    <w:bookmarkStart w:id="131" w:name="ref-dobson4e"/>
     <w:p>
       <w:pPr>
         <w:pStyle w:val="Bibliography"/>
@@ -54540,7 +54424,7 @@
       <w:r>
         <w:t xml:space="preserve"> </w:t>
       </w:r>
-      <w:hyperlink r:id="rId132">
+      <w:hyperlink r:id="rId130">
         <w:r>
           <w:rPr>
             <w:rStyle w:val="Hyperlink"/>
@@ -54552,8 +54436,8 @@
         <w:t xml:space="preserve">.</w:t>
       </w:r>
     </w:p>
-    <w:bookmarkEnd w:id="133"/>
-    <w:bookmarkStart w:id="134" w:name="ref-hutchinson2024data471"/>
+    <w:bookmarkEnd w:id="131"/>
+    <w:bookmarkStart w:id="132" w:name="ref-hutchinson2024data471"/>
     <w:p>
       <w:pPr>
         <w:pStyle w:val="Bibliography"/>
@@ -54589,8 +54473,8 @@
         <w:t xml:space="preserve">. Western Washington University.</w:t>
       </w:r>
     </w:p>
-    <w:bookmarkEnd w:id="134"/>
-    <w:bookmarkStart w:id="136" w:name="ref-hutchinson_wwu_ml_videos"/>
+    <w:bookmarkEnd w:id="132"/>
+    <w:bookmarkStart w:id="134" w:name="ref-hutchinson_wwu_ml_videos"/>
     <w:p>
       <w:pPr>
         <w:pStyle w:val="Bibliography"/>
@@ -54656,7 +54540,7 @@
       <w:r>
         <w:t xml:space="preserve"> </w:t>
       </w:r>
-      <w:hyperlink r:id="rId135">
+      <w:hyperlink r:id="rId133">
         <w:r>
           <w:rPr>
             <w:rStyle w:val="Hyperlink"/>
@@ -54668,8 +54552,8 @@
         <w:t xml:space="preserve">.</w:t>
       </w:r>
     </w:p>
-    <w:bookmarkEnd w:id="136"/>
-    <w:bookmarkStart w:id="137" w:name="ref-kalbfleisch2011statistical"/>
+    <w:bookmarkEnd w:id="134"/>
+    <w:bookmarkStart w:id="135" w:name="ref-kalbfleisch2011statistical"/>
     <w:p>
       <w:pPr>
         <w:pStyle w:val="Bibliography"/>
@@ -54691,8 +54575,8 @@
         <w:t xml:space="preserve">. John Wiley &amp; Sons.</w:t>
       </w:r>
     </w:p>
-    <w:bookmarkEnd w:id="137"/>
-    <w:bookmarkStart w:id="139" w:name="ref-klein2003survival"/>
+    <w:bookmarkEnd w:id="135"/>
+    <w:bookmarkStart w:id="137" w:name="ref-klein2003survival"/>
     <w:p>
       <w:pPr>
         <w:pStyle w:val="Bibliography"/>
@@ -54716,7 +54600,7 @@
       <w:r>
         <w:t xml:space="preserve"> </w:t>
       </w:r>
-      <w:hyperlink r:id="rId138">
+      <w:hyperlink r:id="rId136">
         <w:r>
           <w:rPr>
             <w:rStyle w:val="Hyperlink"/>
@@ -54728,8 +54612,8 @@
         <w:t xml:space="preserve">.</w:t>
       </w:r>
     </w:p>
-    <w:bookmarkEnd w:id="139"/>
-    <w:bookmarkStart w:id="141" w:name="ref-kleinbaum2012survival"/>
+    <w:bookmarkEnd w:id="137"/>
+    <w:bookmarkStart w:id="139" w:name="ref-kleinbaum2012survival"/>
     <w:p>
       <w:pPr>
         <w:pStyle w:val="Bibliography"/>
@@ -54753,7 +54637,7 @@
       <w:r>
         <w:t xml:space="preserve"> </w:t>
       </w:r>
-      <w:hyperlink r:id="rId140">
+      <w:hyperlink r:id="rId138">
         <w:r>
           <w:rPr>
             <w:rStyle w:val="Hyperlink"/>
@@ -54765,8 +54649,8 @@
         <w:t xml:space="preserve">.</w:t>
       </w:r>
     </w:p>
-    <w:bookmarkEnd w:id="141"/>
-    <w:bookmarkStart w:id="142" w:name="ref-me4"/>
+    <w:bookmarkEnd w:id="139"/>
+    <w:bookmarkStart w:id="140" w:name="ref-me4"/>
     <w:p>
       <w:pPr>
         <w:pStyle w:val="Bibliography"/>
@@ -54788,8 +54672,8 @@
         <w:t xml:space="preserve">. Fourth edition. Wolters Kluwer.</w:t>
       </w:r>
     </w:p>
-    <w:bookmarkEnd w:id="142"/>
-    <w:bookmarkStart w:id="144" w:name="ref-vittinghoff2e"/>
+    <w:bookmarkEnd w:id="140"/>
+    <w:bookmarkStart w:id="142" w:name="ref-vittinghoff2e"/>
     <w:p>
       <w:pPr>
         <w:pStyle w:val="Bibliography"/>
@@ -54813,7 +54697,7 @@
       <w:r>
         <w:t xml:space="preserve"> </w:t>
       </w:r>
-      <w:hyperlink r:id="rId143">
+      <w:hyperlink r:id="rId141">
         <w:r>
           <w:rPr>
             <w:rStyle w:val="Hyperlink"/>
@@ -54825,9 +54709,9 @@
         <w:t xml:space="preserve">.</w:t>
       </w:r>
     </w:p>
+    <w:bookmarkEnd w:id="142"/>
+    <w:bookmarkEnd w:id="143"/>
     <w:bookmarkEnd w:id="144"/>
-    <w:bookmarkEnd w:id="145"/>
-    <w:bookmarkEnd w:id="146"/>
     <w:sectPr>
       <w:footnotePr>
         <w:numRestart w:val="eachSect"/>

--- a/pr-preview/pr-109/random-variables.docx
+++ b/pr-preview/pr-109/random-variables.docx
@@ -15,10 +15,10 @@
         <w:pStyle w:val="Date"/>
       </w:pPr>
       <w:r>
-        <w:t xml:space="preserve">Last modified: 2026-10-12 19:27:50 (PDT)</w:t>
+        <w:t xml:space="preserve">Last modified: 2026-10-12 20:17:05 (PDT)</w:t>
       </w:r>
     </w:p>
-    <w:bookmarkStart w:id="24" w:name="sec-random-variables"/>
+    <w:bookmarkStart w:id="25" w:name="sec-random-variables"/>
     <w:p>
       <w:pPr>
         <w:pStyle w:val="Heading2"/>
@@ -27,7 +27,7 @@
         <w:t xml:space="preserve">1 Random variables</w:t>
       </w:r>
     </w:p>
-    <w:bookmarkStart w:id="11" w:name="def-random-variable"/>
+    <w:bookmarkStart w:id="12" w:name="def-random-variable"/>
     <w:p>
       <w:pPr>
         <w:pStyle w:val="FirstParagraph"/>
@@ -125,10 +125,24 @@
         <w:t xml:space="preserve"> </w:t>
       </w:r>
       <w:r>
-        <w:t xml:space="preserve">it assigns a number to each possible outcome of a random experiment.</w:t>
+        <w:t xml:space="preserve">it assigns a number to each possible outcome of a</w:t>
+      </w:r>
+      <w:r>
+        <w:t xml:space="preserve"> </w:t>
+      </w:r>
+      <w:hyperlink r:id="rId11">
+        <w:r>
+          <w:rPr>
+            <w:rStyle w:val="Hyperlink"/>
+          </w:rPr>
+          <w:t xml:space="preserve">random experiment</w:t>
+        </w:r>
+      </w:hyperlink>
+      <w:r>
+        <w:t xml:space="preserve">.</w:t>
       </w:r>
     </w:p>
-    <w:bookmarkEnd w:id="11"/>
+    <w:bookmarkEnd w:id="12"/>
     <w:p>
       <w:pPr>
         <w:pStyle w:val="BodyText"/>
@@ -415,7 +429,7 @@
       <w:r>
         <w:t xml:space="preserve"> </w:t>
       </w:r>
-      <w:hyperlink r:id="rId12">
+      <w:hyperlink r:id="rId13">
         <w:r>
           <w:rPr>
             <w:rStyle w:val="Hyperlink"/>
@@ -424,7 +438,7 @@
         </w:r>
       </w:hyperlink>
     </w:p>
-    <w:bookmarkStart w:id="13" w:name="exm-random-variable"/>
+    <w:bookmarkStart w:id="14" w:name="exm-random-variable"/>
     <w:p>
       <w:pPr>
         <w:pStyle w:val="BodyText"/>
@@ -939,8 +953,8 @@
         </m:oMath>
       </m:oMathPara>
     </w:p>
-    <w:bookmarkEnd w:id="13"/>
-    <w:bookmarkStart w:id="14" w:name="def-range"/>
+    <w:bookmarkEnd w:id="14"/>
+    <w:bookmarkStart w:id="15" w:name="def-range"/>
     <w:p>
       <w:pPr>
         <w:pStyle w:val="FirstParagraph"/>
@@ -1144,7 +1158,7 @@
         </m:oMath>
       </m:oMathPara>
     </w:p>
-    <w:bookmarkEnd w:id="14"/>
+    <w:bookmarkEnd w:id="15"/>
     <w:p>
       <w:pPr>
         <w:pStyle w:val="FirstParagraph"/>
@@ -1179,7 +1193,7 @@
       <w:r>
         <w:t xml:space="preserve"> </w:t>
       </w:r>
-      <w:hyperlink r:id="rId15">
+      <w:hyperlink r:id="rId16">
         <w:r>
           <w:rPr>
             <w:rStyle w:val="Hyperlink"/>
@@ -1273,7 +1287,7 @@
         <w:t xml:space="preserve">is the standard term.</w:t>
       </w:r>
     </w:p>
-    <w:bookmarkStart w:id="16" w:name="exm-range"/>
+    <w:bookmarkStart w:id="17" w:name="exm-range"/>
     <w:p>
       <w:pPr>
         <w:pStyle w:val="BodyText"/>
@@ -1379,8 +1393,8 @@
         <w:t xml:space="preserve">.</w:t>
       </w:r>
     </w:p>
-    <w:bookmarkEnd w:id="16"/>
-    <w:bookmarkStart w:id="18" w:name="def-discrete-rv"/>
+    <w:bookmarkEnd w:id="17"/>
+    <w:bookmarkStart w:id="19" w:name="def-discrete-rv"/>
     <w:p>
       <w:pPr>
         <w:pStyle w:val="BodyText"/>
@@ -1475,7 +1489,7 @@
       <w:r>
         <w:t xml:space="preserve"> </w:t>
       </w:r>
-      <w:hyperlink r:id="rId17">
+      <w:hyperlink r:id="rId18">
         <w:r>
           <w:rPr>
             <w:rStyle w:val="Hyperlink"/>
@@ -1487,8 +1501,8 @@
         <w:t xml:space="preserve">.</w:t>
       </w:r>
     </w:p>
-    <w:bookmarkEnd w:id="18"/>
-    <w:bookmarkStart w:id="19" w:name="exm-discrete-rv"/>
+    <w:bookmarkEnd w:id="19"/>
+    <w:bookmarkStart w:id="20" w:name="exm-discrete-rv"/>
     <w:p>
       <w:pPr>
         <w:pStyle w:val="BodyText"/>
@@ -1599,8 +1613,8 @@
         <w:t xml:space="preserve">.</w:t>
       </w:r>
     </w:p>
-    <w:bookmarkEnd w:id="19"/>
-    <w:bookmarkStart w:id="20" w:name="def-continuous-rv"/>
+    <w:bookmarkEnd w:id="20"/>
+    <w:bookmarkStart w:id="21" w:name="def-continuous-rv"/>
     <w:p>
       <w:pPr>
         <w:pStyle w:val="BodyText"/>
@@ -1723,7 +1737,7 @@
         <w:t xml:space="preserve">.</w:t>
       </w:r>
     </w:p>
-    <w:bookmarkEnd w:id="20"/>
+    <w:bookmarkEnd w:id="21"/>
     <w:p>
       <w:pPr>
         <w:pStyle w:val="BodyText"/>
@@ -1768,7 +1782,7 @@
         <w:t xml:space="preserve">but they do not arise in applications.</w:t>
       </w:r>
     </w:p>
-    <w:bookmarkStart w:id="22" w:name="exm-continuous-rv"/>
+    <w:bookmarkStart w:id="23" w:name="exm-continuous-rv"/>
     <w:p>
       <w:pPr>
         <w:pStyle w:val="BodyText"/>
@@ -2212,7 +2226,7 @@
       <w:r>
         <w:t xml:space="preserve"> </w:t>
       </w:r>
-      <w:hyperlink r:id="rId21">
+      <w:hyperlink r:id="rId22">
         <w:r>
           <w:rPr>
             <w:rStyle w:val="Hyperlink"/>
@@ -2433,8 +2447,8 @@
         <w:t xml:space="preserve">, is uncountable.</w:t>
       </w:r>
     </w:p>
-    <w:bookmarkEnd w:id="22"/>
-    <w:bookmarkStart w:id="23" w:name="exm-mixed-rv"/>
+    <w:bookmarkEnd w:id="23"/>
+    <w:bookmarkStart w:id="24" w:name="exm-mixed-rv"/>
     <w:p>
       <w:pPr>
         <w:pStyle w:val="BodyText"/>
@@ -3985,7 +3999,7 @@
       <w:r>
         <w:t xml:space="preserve"> </w:t>
       </w:r>
-      <w:hyperlink r:id="rId21">
+      <w:hyperlink r:id="rId22">
         <w:r>
           <w:rPr>
             <w:rStyle w:val="Hyperlink"/>
@@ -4698,9 +4712,9 @@
         <w:t xml:space="preserve">.</w:t>
       </w:r>
     </w:p>
-    <w:bookmarkEnd w:id="23"/>
     <w:bookmarkEnd w:id="24"/>
-    <w:bookmarkStart w:id="104" w:name="X07e058d1329d8fa48179146f153d016c4f9ff9a"/>
+    <w:bookmarkEnd w:id="25"/>
+    <w:bookmarkStart w:id="105" w:name="X07e058d1329d8fa48179146f153d016c4f9ff9a"/>
     <w:p>
       <w:pPr>
         <w:pStyle w:val="Heading2"/>
@@ -4709,7 +4723,7 @@
         <w:t xml:space="preserve">2 Characteristics of probability distributions</w:t>
       </w:r>
     </w:p>
-    <w:bookmarkStart w:id="25" w:name="def-pmf"/>
+    <w:bookmarkStart w:id="26" w:name="def-pmf"/>
     <w:p>
       <w:pPr>
         <w:pStyle w:val="FirstParagraph"/>
@@ -5109,7 +5123,7 @@
         </m:oMath>
       </m:oMathPara>
     </w:p>
-    <w:bookmarkEnd w:id="25"/>
+    <w:bookmarkEnd w:id="26"/>
     <w:p>
       <w:pPr>
         <w:pStyle w:val="FirstParagraph"/>
@@ -5130,7 +5144,7 @@
       <w:r>
         <w:t xml:space="preserve"> </w:t>
       </w:r>
-      <w:hyperlink r:id="rId26">
+      <w:hyperlink r:id="rId27">
         <w:r>
           <w:rPr>
             <w:rStyle w:val="Hyperlink"/>
@@ -5139,7 +5153,7 @@
         </w:r>
       </w:hyperlink>
     </w:p>
-    <w:bookmarkStart w:id="27" w:name="exm-pmf"/>
+    <w:bookmarkStart w:id="28" w:name="exm-pmf"/>
     <w:p>
       <w:pPr>
         <w:pStyle w:val="BodyText"/>
@@ -5372,8 +5386,8 @@
         </m:oMath>
       </m:oMathPara>
     </w:p>
-    <w:bookmarkEnd w:id="27"/>
-    <w:bookmarkStart w:id="28" w:name="def-bernoulli"/>
+    <w:bookmarkEnd w:id="28"/>
+    <w:bookmarkStart w:id="29" w:name="def-bernoulli"/>
     <w:p>
       <w:pPr>
         <w:pStyle w:val="FirstParagraph"/>
@@ -5800,8 +5814,8 @@
         </m:oMath>
       </m:oMathPara>
     </w:p>
-    <w:bookmarkEnd w:id="28"/>
-    <w:bookmarkStart w:id="29" w:name="exm-bernoulli-pmf"/>
+    <w:bookmarkEnd w:id="29"/>
+    <w:bookmarkStart w:id="30" w:name="exm-bernoulli-pmf"/>
     <w:p>
       <w:pPr>
         <w:pStyle w:val="FirstParagraph"/>
@@ -6445,8 +6459,8 @@
         <w:t xml:space="preserve">.</w:t>
       </w:r>
     </w:p>
-    <w:bookmarkEnd w:id="29"/>
-    <w:bookmarkStart w:id="31" w:name="def-pdf"/>
+    <w:bookmarkEnd w:id="30"/>
+    <w:bookmarkStart w:id="32" w:name="def-pdf"/>
     <w:p>
       <w:pPr>
         <w:pStyle w:val="BodyText"/>
@@ -6807,7 +6821,7 @@
       <w:r>
         <w:t xml:space="preserve"> </w:t>
       </w:r>
-      <w:hyperlink r:id="rId30">
+      <w:hyperlink r:id="rId31">
         <w:r>
           <w:rPr>
             <w:rStyle w:val="Hyperlink"/>
@@ -6962,7 +6976,7 @@
         </m:oMath>
       </m:oMathPara>
     </w:p>
-    <w:bookmarkEnd w:id="31"/>
+    <w:bookmarkEnd w:id="32"/>
     <w:p>
       <w:pPr>
         <w:pStyle w:val="FirstParagraph"/>
@@ -6983,7 +6997,7 @@
       <w:r>
         <w:t xml:space="preserve"> </w:t>
       </w:r>
-      <w:hyperlink r:id="rId32">
+      <w:hyperlink r:id="rId33">
         <w:r>
           <w:rPr>
             <w:rStyle w:val="Hyperlink"/>
@@ -6992,7 +7006,7 @@
         </w:r>
       </w:hyperlink>
     </w:p>
-    <w:bookmarkStart w:id="34" w:name="def-uniform-set"/>
+    <w:bookmarkStart w:id="35" w:name="def-uniform-set"/>
     <w:p>
       <w:pPr>
         <w:pStyle w:val="BodyText"/>
@@ -7027,7 +7041,7 @@
       <w:r>
         <w:t xml:space="preserve"> </w:t>
       </w:r>
-      <w:hyperlink r:id="rId33">
+      <w:hyperlink r:id="rId34">
         <w:r>
           <w:rPr>
             <w:rStyle w:val="Hyperlink"/>
@@ -7135,7 +7149,7 @@
       <w:r>
         <w:t xml:space="preserve"> </w:t>
       </w:r>
-      <w:hyperlink r:id="rId30">
+      <w:hyperlink r:id="rId31">
         <w:r>
           <w:rPr>
             <w:rStyle w:val="Hyperlink"/>
@@ -7268,8 +7282,8 @@
         </m:oMath>
       </m:oMathPara>
     </w:p>
-    <w:bookmarkEnd w:id="34"/>
-    <w:bookmarkStart w:id="35" w:name="def-uniform"/>
+    <w:bookmarkEnd w:id="35"/>
+    <w:bookmarkStart w:id="36" w:name="def-uniform"/>
     <w:p>
       <w:pPr>
         <w:pStyle w:val="FirstParagraph"/>
@@ -7642,8 +7656,8 @@
         </m:oMath>
       </m:oMathPara>
     </w:p>
-    <w:bookmarkEnd w:id="35"/>
-    <w:bookmarkStart w:id="36" w:name="exm-pdf"/>
+    <w:bookmarkEnd w:id="36"/>
+    <w:bookmarkStart w:id="37" w:name="exm-pdf"/>
     <w:p>
       <w:pPr>
         <w:pStyle w:val="FirstParagraph"/>
@@ -8545,8 +8559,8 @@
         <w:t xml:space="preserve">there.</w:t>
       </w:r>
     </w:p>
-    <w:bookmarkEnd w:id="36"/>
-    <w:bookmarkStart w:id="37" w:name="thm-density-not-unique"/>
+    <w:bookmarkEnd w:id="37"/>
+    <w:bookmarkStart w:id="38" w:name="thm-density-not-unique"/>
     <w:p>
       <w:pPr>
         <w:pStyle w:val="BodyText"/>
@@ -8681,7 +8695,7 @@
         <w:t xml:space="preserve">.</w:t>
       </w:r>
     </w:p>
-    <w:bookmarkEnd w:id="37"/>
+    <w:bookmarkEnd w:id="38"/>
     <w:p>
       <w:pPr>
         <w:pStyle w:val="BodyText"/>
@@ -9231,7 +9245,7 @@
         <w:t xml:space="preserve">These notes use the version that is continuous wherever possible.</w:t>
       </w:r>
     </w:p>
-    <w:bookmarkStart w:id="38" w:name="thm-continuous-no-density"/>
+    <w:bookmarkStart w:id="39" w:name="thm-continuous-no-density"/>
     <w:p>
       <w:pPr>
         <w:pStyle w:val="BodyText"/>
@@ -9270,7 +9284,7 @@
         <w:t xml:space="preserve">.</w:t>
       </w:r>
     </w:p>
-    <w:bookmarkEnd w:id="38"/>
+    <w:bookmarkEnd w:id="39"/>
     <w:p>
       <w:pPr>
         <w:pStyle w:val="BodyText"/>
@@ -9297,7 +9311,7 @@
       <w:r>
         <w:t xml:space="preserve"> </w:t>
       </w:r>
-      <w:hyperlink r:id="rId39">
+      <w:hyperlink r:id="rId40">
         <w:r>
           <w:rPr>
             <w:rStyle w:val="Hyperlink"/>
@@ -9361,7 +9375,7 @@
         <w:t xml:space="preserve">do not arise in applications.</w:t>
       </w:r>
     </w:p>
-    <w:bookmarkStart w:id="40" w:name="def-normal"/>
+    <w:bookmarkStart w:id="41" w:name="def-normal"/>
     <w:p>
       <w:pPr>
         <w:pStyle w:val="BodyText"/>
@@ -9776,8 +9790,8 @@
         </m:oMath>
       </m:oMathPara>
     </w:p>
-    <w:bookmarkEnd w:id="40"/>
-    <w:bookmarkStart w:id="41" w:name="exm-normal"/>
+    <w:bookmarkEnd w:id="41"/>
+    <w:bookmarkStart w:id="42" w:name="exm-normal"/>
     <w:p>
       <w:pPr>
         <w:pStyle w:val="FirstParagraph"/>
@@ -10366,7 +10380,7 @@
         <w:t xml:space="preserve">a density greater than 1.</w:t>
       </w:r>
     </w:p>
-    <w:bookmarkEnd w:id="41"/>
+    <w:bookmarkEnd w:id="42"/>
     <w:p>
       <w:pPr>
         <w:pStyle w:val="BodyText"/>
@@ -10408,7 +10422,7 @@
         <w:t xml:space="preserve">does.</w:t>
       </w:r>
     </w:p>
-    <w:bookmarkStart w:id="44" w:name="thm-normal-density"/>
+    <w:bookmarkStart w:id="45" w:name="thm-normal-density"/>
     <w:p>
       <w:pPr>
         <w:pStyle w:val="BodyText"/>
@@ -10746,7 +10760,7 @@
       <w:r>
         <w:t xml:space="preserve"> </w:t>
       </w:r>
-      <w:hyperlink r:id="rId42">
+      <w:hyperlink r:id="rId43">
         <w:r>
           <w:rPr>
             <w:rStyle w:val="Hyperlink"/>
@@ -10802,7 +10816,7 @@
       <w:r>
         <w:t xml:space="preserve"> </w:t>
       </w:r>
-      <w:hyperlink r:id="rId43">
+      <w:hyperlink r:id="rId44">
         <w:r>
           <w:rPr>
             <w:rStyle w:val="Hyperlink"/>
@@ -10862,7 +10876,7 @@
         <w:t xml:space="preserve">.</w:t>
       </w:r>
     </w:p>
-    <w:bookmarkEnd w:id="44"/>
+    <w:bookmarkEnd w:id="45"/>
     <w:p>
       <w:pPr>
         <w:pStyle w:val="BodyText"/>
@@ -10908,7 +10922,7 @@
         <w:t xml:space="preserve">These facts are where the parameters’ names come from.</w:t>
       </w:r>
     </w:p>
-    <w:bookmarkStart w:id="45" w:name="def-std-normal"/>
+    <w:bookmarkStart w:id="46" w:name="def-std-normal"/>
     <w:p>
       <w:pPr>
         <w:pStyle w:val="BodyText"/>
@@ -11002,8 +11016,8 @@
         <w:t xml:space="preserve">.</w:t>
       </w:r>
     </w:p>
-    <w:bookmarkEnd w:id="45"/>
-    <w:bookmarkStart w:id="46" w:name="exm-std-normal"/>
+    <w:bookmarkEnd w:id="46"/>
+    <w:bookmarkStart w:id="47" w:name="exm-std-normal"/>
     <w:p>
       <w:pPr>
         <w:pStyle w:val="BodyText"/>
@@ -11362,8 +11376,8 @@
         <w:t xml:space="preserve">.</w:t>
       </w:r>
     </w:p>
-    <w:bookmarkEnd w:id="46"/>
-    <w:bookmarkStart w:id="47" w:name="def-exponential"/>
+    <w:bookmarkEnd w:id="47"/>
+    <w:bookmarkStart w:id="48" w:name="def-exponential"/>
     <w:p>
       <w:pPr>
         <w:pStyle w:val="BodyText"/>
@@ -11621,8 +11635,8 @@
         </m:oMath>
       </m:oMathPara>
     </w:p>
-    <w:bookmarkEnd w:id="47"/>
-    <w:bookmarkStart w:id="48" w:name="exm-exponential"/>
+    <w:bookmarkEnd w:id="48"/>
+    <w:bookmarkStart w:id="49" w:name="exm-exponential"/>
     <w:p>
       <w:pPr>
         <w:pStyle w:val="FirstParagraph"/>
@@ -12160,8 +12174,8 @@
         <w:t xml:space="preserve">.</w:t>
       </w:r>
     </w:p>
-    <w:bookmarkEnd w:id="48"/>
-    <w:bookmarkStart w:id="49" w:name="def-cdf"/>
+    <w:bookmarkEnd w:id="49"/>
+    <w:bookmarkStart w:id="50" w:name="def-cdf"/>
     <w:p>
       <w:pPr>
         <w:pStyle w:val="BodyText"/>
@@ -12326,7 +12340,7 @@
         </m:oMath>
       </m:oMathPara>
     </w:p>
-    <w:bookmarkEnd w:id="49"/>
+    <w:bookmarkEnd w:id="50"/>
     <w:p>
       <w:pPr>
         <w:pStyle w:val="FirstParagraph"/>
@@ -12369,7 +12383,7 @@
       <w:r>
         <w:t xml:space="preserve"> </w:t>
       </w:r>
-      <w:hyperlink r:id="rId50">
+      <w:hyperlink r:id="rId51">
         <w:r>
           <w:rPr>
             <w:rStyle w:val="Hyperlink"/>
@@ -12378,7 +12392,7 @@
         </w:r>
       </w:hyperlink>
     </w:p>
-    <w:bookmarkStart w:id="51" w:name="exm-cdf"/>
+    <w:bookmarkStart w:id="52" w:name="exm-cdf"/>
     <w:p>
       <w:pPr>
         <w:pStyle w:val="BodyText"/>
@@ -12641,8 +12655,8 @@
         </m:oMath>
       </m:oMathPara>
     </w:p>
-    <w:bookmarkEnd w:id="51"/>
-    <w:bookmarkStart w:id="52" w:name="thm-cdf-properties"/>
+    <w:bookmarkEnd w:id="52"/>
+    <w:bookmarkStart w:id="53" w:name="thm-cdf-properties"/>
     <w:p>
       <w:pPr>
         <w:pStyle w:val="FirstParagraph"/>
@@ -12841,7 +12855,7 @@
         </m:oMath>
       </m:oMathPara>
     </w:p>
-    <w:bookmarkEnd w:id="52"/>
+    <w:bookmarkEnd w:id="53"/>
     <w:p>
       <w:pPr>
         <w:pStyle w:val="FirstParagraph"/>
@@ -13009,7 +13023,7 @@
       <w:r>
         <w:t xml:space="preserve"> </w:t>
       </w:r>
-      <w:hyperlink r:id="rId53">
+      <w:hyperlink r:id="rId54">
         <w:r>
           <w:rPr>
             <w:rStyle w:val="Hyperlink"/>
@@ -13513,7 +13527,7 @@
       <w:r>
         <w:t xml:space="preserve"> </w:t>
       </w:r>
-      <w:hyperlink r:id="rId54">
+      <w:hyperlink r:id="rId55">
         <w:r>
           <w:rPr>
             <w:rStyle w:val="Hyperlink"/>
@@ -14039,7 +14053,7 @@
       <w:r>
         <w:t xml:space="preserve"> </w:t>
       </w:r>
-      <w:hyperlink r:id="rId21">
+      <w:hyperlink r:id="rId22">
         <w:r>
           <w:rPr>
             <w:rStyle w:val="Hyperlink"/>
@@ -14396,7 +14410,7 @@
         <w:t xml:space="preserve">.</w:t>
       </w:r>
     </w:p>
-    <w:bookmarkStart w:id="56" w:name="thm-cdf-characterizes"/>
+    <w:bookmarkStart w:id="57" w:name="thm-cdf-characterizes"/>
     <w:p>
       <w:pPr>
         <w:pStyle w:val="BodyText"/>
@@ -14542,7 +14556,7 @@
       <w:r>
         <w:t xml:space="preserve"> </w:t>
       </w:r>
-      <w:hyperlink r:id="rId55">
+      <w:hyperlink r:id="rId56">
         <w:r>
           <w:rPr>
             <w:rStyle w:val="Hyperlink"/>
@@ -14587,7 +14601,7 @@
         <w:t xml:space="preserve">and every set built from intervals by countably many unions, intersections, and complements.</w:t>
       </w:r>
     </w:p>
-    <w:bookmarkEnd w:id="56"/>
+    <w:bookmarkEnd w:id="57"/>
     <w:p>
       <w:pPr>
         <w:pStyle w:val="BodyText"/>
@@ -14623,7 +14637,7 @@
       <w:r>
         <w:t xml:space="preserve"> </w:t>
       </w:r>
-      <w:hyperlink r:id="rId50">
+      <w:hyperlink r:id="rId51">
         <w:r>
           <w:rPr>
             <w:rStyle w:val="Hyperlink"/>
@@ -14635,7 +14649,7 @@
         <w:t xml:space="preserve">.</w:t>
       </w:r>
     </w:p>
-    <w:bookmarkStart w:id="57" w:name="def-quantile-function"/>
+    <w:bookmarkStart w:id="58" w:name="def-quantile-function"/>
     <w:p>
       <w:pPr>
         <w:pStyle w:val="BodyText"/>
@@ -14868,7 +14882,7 @@
         </m:oMath>
       </m:oMathPara>
     </w:p>
-    <w:bookmarkEnd w:id="57"/>
+    <w:bookmarkEnd w:id="58"/>
     <w:p>
       <w:pPr>
         <w:pStyle w:val="FirstParagraph"/>
@@ -15122,7 +15136,7 @@
         <w:t xml:space="preserve">.</w:t>
       </w:r>
     </w:p>
-    <w:bookmarkStart w:id="58" w:name="exm-quantile-function"/>
+    <w:bookmarkStart w:id="59" w:name="exm-quantile-function"/>
     <w:p>
       <w:pPr>
         <w:pStyle w:val="BodyText"/>
@@ -15254,8 +15268,8 @@
         <w:t xml:space="preserve">.</w:t>
       </w:r>
     </w:p>
-    <w:bookmarkEnd w:id="58"/>
-    <w:bookmarkStart w:id="59" w:name="thm-density-vs-CDF"/>
+    <w:bookmarkEnd w:id="59"/>
+    <w:bookmarkStart w:id="60" w:name="thm-density-vs-CDF"/>
     <w:p>
       <w:pPr>
         <w:pStyle w:val="BodyText"/>
@@ -15536,7 +15550,7 @@
         </m:oMath>
       </m:oMathPara>
     </w:p>
-    <w:bookmarkEnd w:id="59"/>
+    <w:bookmarkEnd w:id="60"/>
     <w:p>
       <w:pPr>
         <w:pStyle w:val="FirstParagraph"/>
@@ -16450,7 +16464,7 @@
         <w:t xml:space="preserve">is continuous.</w:t>
       </w:r>
     </w:p>
-    <w:bookmarkStart w:id="60" w:name="cor-cdf-derivative-density-ae"/>
+    <w:bookmarkStart w:id="61" w:name="cor-cdf-derivative-density-ae"/>
     <w:p>
       <w:pPr>
         <w:pStyle w:val="BodyText"/>
@@ -16566,7 +16580,7 @@
         <w:t xml:space="preserve">at all but finitely many points.</w:t>
       </w:r>
     </w:p>
-    <w:bookmarkEnd w:id="60"/>
+    <w:bookmarkEnd w:id="61"/>
     <w:p>
       <w:pPr>
         <w:pStyle w:val="BodyText"/>
@@ -16739,7 +16753,7 @@
         <w:t xml:space="preserve">applies to each of them.</w:t>
       </w:r>
     </w:p>
-    <w:bookmarkStart w:id="61" w:name="exm-density-vs-CDF"/>
+    <w:bookmarkStart w:id="62" w:name="exm-density-vs-CDF"/>
     <w:p>
       <w:pPr>
         <w:pStyle w:val="BodyText"/>
@@ -17366,8 +17380,8 @@
         <w:t xml:space="preserve">its slope is 1 on the left and 0 on the right.</w:t>
       </w:r>
     </w:p>
-    <w:bookmarkEnd w:id="61"/>
-    <w:bookmarkStart w:id="62" w:name="thm-cdf-derivative-density"/>
+    <w:bookmarkEnd w:id="62"/>
+    <w:bookmarkStart w:id="63" w:name="thm-cdf-derivative-density"/>
     <w:p>
       <w:pPr>
         <w:pStyle w:val="BodyText"/>
@@ -17489,7 +17503,7 @@
         <w:t xml:space="preserve">.</w:t>
       </w:r>
     </w:p>
-    <w:bookmarkEnd w:id="62"/>
+    <w:bookmarkEnd w:id="63"/>
     <w:p>
       <w:pPr>
         <w:pStyle w:val="BodyText"/>
@@ -18774,7 +18788,7 @@
         <w:t xml:space="preserve">).</w:t>
       </w:r>
     </w:p>
-    <w:bookmarkStart w:id="63" w:name="exm-cdf-derivative-density"/>
+    <w:bookmarkStart w:id="64" w:name="exm-cdf-derivative-density"/>
     <w:p>
       <w:pPr>
         <w:pStyle w:val="BodyText"/>
@@ -19260,8 +19274,8 @@
         <w:t xml:space="preserve">.</w:t>
       </w:r>
     </w:p>
-    <w:bookmarkEnd w:id="63"/>
-    <w:bookmarkStart w:id="64" w:name="thm-density-limit"/>
+    <w:bookmarkEnd w:id="64"/>
+    <w:bookmarkStart w:id="65" w:name="thm-density-limit"/>
     <w:p>
       <w:pPr>
         <w:pStyle w:val="BodyText"/>
@@ -19537,7 +19551,7 @@
         </m:oMath>
       </m:oMathPara>
     </w:p>
-    <w:bookmarkEnd w:id="64"/>
+    <w:bookmarkEnd w:id="65"/>
     <w:p>
       <w:pPr>
         <w:pStyle w:val="FirstParagraph"/>
@@ -20295,7 +20309,7 @@
         <w:t xml:space="preserve">(Chapter 22, p. 535).</w:t>
       </w:r>
     </w:p>
-    <w:bookmarkStart w:id="65" w:name="exm-density-limit"/>
+    <w:bookmarkStart w:id="66" w:name="exm-density-limit"/>
     <w:p>
       <w:pPr>
         <w:pStyle w:val="BodyText"/>
@@ -20731,8 +20745,8 @@
         <w:t xml:space="preserve">.</w:t>
       </w:r>
     </w:p>
-    <w:bookmarkEnd w:id="65"/>
-    <w:bookmarkStart w:id="66" w:name="prp-density-limit-right-derivative"/>
+    <w:bookmarkEnd w:id="66"/>
+    <w:bookmarkStart w:id="67" w:name="prp-density-limit-right-derivative"/>
     <w:p>
       <w:pPr>
         <w:pStyle w:val="BodyText"/>
@@ -21039,7 +21053,7 @@
         <w:t xml:space="preserve">.</w:t>
       </w:r>
     </w:p>
-    <w:bookmarkEnd w:id="66"/>
+    <w:bookmarkEnd w:id="67"/>
     <w:p>
       <w:pPr>
         <w:pStyle w:val="BodyText"/>
@@ -21173,7 +21187,7 @@
         <w:t xml:space="preserve">or both have none.</w:t>
       </w:r>
     </w:p>
-    <w:bookmarkStart w:id="67" w:name="exm-density-limit-jump"/>
+    <w:bookmarkStart w:id="68" w:name="exm-density-limit-jump"/>
     <w:p>
       <w:pPr>
         <w:pStyle w:val="BodyText"/>
@@ -22030,8 +22044,8 @@
         <w:t xml:space="preserve">.</w:t>
       </w:r>
     </w:p>
-    <w:bookmarkEnd w:id="67"/>
-    <w:bookmarkStart w:id="68" w:name="thm-density-sums-to-one"/>
+    <w:bookmarkEnd w:id="68"/>
+    <w:bookmarkStart w:id="69" w:name="thm-density-sums-to-one"/>
     <w:p>
       <w:pPr>
         <w:pStyle w:val="BodyText"/>
@@ -22155,7 +22169,7 @@
         </m:oMath>
       </m:oMathPara>
     </w:p>
-    <w:bookmarkEnd w:id="68"/>
+    <w:bookmarkEnd w:id="69"/>
     <w:p>
       <w:pPr>
         <w:pStyle w:val="FirstParagraph"/>
@@ -22469,7 +22483,7 @@
         <w:t xml:space="preserve">.</w:t>
       </w:r>
     </w:p>
-    <w:bookmarkStart w:id="69" w:name="exm-density-sums-to-one"/>
+    <w:bookmarkStart w:id="70" w:name="exm-density-sums-to-one"/>
     <w:p>
       <w:pPr>
         <w:pStyle w:val="BodyText"/>
@@ -22686,8 +22700,8 @@
         </m:oMath>
       </m:oMathPara>
     </w:p>
-    <w:bookmarkEnd w:id="69"/>
-    <w:bookmarkStart w:id="70" w:name="def-jointly-distributed"/>
+    <w:bookmarkEnd w:id="70"/>
+    <w:bookmarkStart w:id="71" w:name="def-jointly-distributed"/>
     <w:p>
       <w:pPr>
         <w:pStyle w:val="FirstParagraph"/>
@@ -22916,7 +22930,7 @@
         <w:t xml:space="preserve">has a probability.</w:t>
       </w:r>
     </w:p>
-    <w:bookmarkEnd w:id="70"/>
+    <w:bookmarkEnd w:id="71"/>
     <w:p>
       <w:pPr>
         <w:pStyle w:val="BodyText"/>
@@ -23080,7 +23094,7 @@
         <w:t xml:space="preserve">and similarly for more variables.</w:t>
       </w:r>
     </w:p>
-    <w:bookmarkStart w:id="71" w:name="exm-jointly-distributed"/>
+    <w:bookmarkStart w:id="72" w:name="exm-jointly-distributed"/>
     <w:p>
       <w:pPr>
         <w:pStyle w:val="BodyText"/>
@@ -23505,8 +23519,8 @@
         </m:oMath>
       </m:oMathPara>
     </w:p>
-    <w:bookmarkEnd w:id="71"/>
-    <w:bookmarkStart w:id="73" w:name="def-joint-distribution"/>
+    <w:bookmarkEnd w:id="72"/>
+    <w:bookmarkStart w:id="74" w:name="def-joint-distribution"/>
     <w:p>
       <w:pPr>
         <w:pStyle w:val="FirstParagraph"/>
@@ -23735,7 +23749,7 @@
       <w:r>
         <w:t xml:space="preserve"> </w:t>
       </w:r>
-      <w:hyperlink r:id="rId72">
+      <w:hyperlink r:id="rId73">
         <w:r>
           <w:rPr>
             <w:rStyle w:val="Hyperlink"/>
@@ -23839,8 +23853,8 @@
         <w:t xml:space="preserve">.</w:t>
       </w:r>
     </w:p>
-    <w:bookmarkEnd w:id="73"/>
-    <w:bookmarkStart w:id="74" w:name="exm-joint-distribution"/>
+    <w:bookmarkEnd w:id="74"/>
+    <w:bookmarkStart w:id="75" w:name="exm-joint-distribution"/>
     <w:p>
       <w:pPr>
         <w:pStyle w:val="BodyText"/>
@@ -24241,8 +24255,8 @@
         <w:t xml:space="preserve">and each of those outcomes has at least one head.</w:t>
       </w:r>
     </w:p>
-    <w:bookmarkEnd w:id="74"/>
-    <w:bookmarkStart w:id="75" w:name="thm-joint-distribution-rectangles"/>
+    <w:bookmarkEnd w:id="75"/>
+    <w:bookmarkStart w:id="76" w:name="thm-joint-distribution-rectangles"/>
     <w:p>
       <w:pPr>
         <w:pStyle w:val="BodyText"/>
@@ -24811,7 +24825,7 @@
         <w:t xml:space="preserve">.</w:t>
       </w:r>
     </w:p>
-    <w:bookmarkEnd w:id="75"/>
+    <w:bookmarkEnd w:id="76"/>
     <w:p>
       <w:pPr>
         <w:pStyle w:val="BodyText"/>
@@ -24891,7 +24905,7 @@
       <w:r>
         <w:t xml:space="preserve"> </w:t>
       </w:r>
-      <w:hyperlink r:id="rId76">
+      <w:hyperlink r:id="rId77">
         <m:oMath>
           <m:r>
             <m:t>π</m:t>
@@ -24951,7 +24965,7 @@
         <w:t xml:space="preserve">.</w:t>
       </w:r>
     </w:p>
-    <w:bookmarkStart w:id="77" w:name="def-joint-pmf"/>
+    <w:bookmarkStart w:id="78" w:name="def-joint-pmf"/>
     <w:p>
       <w:pPr>
         <w:pStyle w:val="BodyText"/>
@@ -25269,8 +25283,8 @@
         </m:oMath>
       </m:oMathPara>
     </w:p>
-    <w:bookmarkEnd w:id="77"/>
-    <w:bookmarkStart w:id="78" w:name="exm-joint-pmf"/>
+    <w:bookmarkEnd w:id="78"/>
+    <w:bookmarkStart w:id="79" w:name="exm-joint-pmf"/>
     <w:p>
       <w:pPr>
         <w:pStyle w:val="FirstParagraph"/>
@@ -25744,8 +25758,8 @@
         </w:tc>
       </w:tr>
     </w:tbl>
-    <w:bookmarkEnd w:id="78"/>
-    <w:bookmarkStart w:id="79" w:name="def-marginal"/>
+    <w:bookmarkEnd w:id="79"/>
+    <w:bookmarkStart w:id="80" w:name="def-marginal"/>
     <w:p>
       <w:pPr>
         <w:pStyle w:val="BodyText"/>
@@ -25854,7 +25868,7 @@
         <w:t xml:space="preserve">.</w:t>
       </w:r>
     </w:p>
-    <w:bookmarkEnd w:id="79"/>
+    <w:bookmarkEnd w:id="80"/>
     <w:p>
       <w:pPr>
         <w:pStyle w:val="BodyText"/>
@@ -25916,7 +25930,7 @@
         <w:t xml:space="preserve">.</w:t>
       </w:r>
     </w:p>
-    <w:bookmarkStart w:id="80" w:name="exm-marginal"/>
+    <w:bookmarkStart w:id="81" w:name="exm-marginal"/>
     <w:p>
       <w:pPr>
         <w:pStyle w:val="BodyText"/>
@@ -26151,8 +26165,8 @@
         <w:t xml:space="preserve">.</w:t>
       </w:r>
     </w:p>
-    <w:bookmarkEnd w:id="80"/>
-    <w:bookmarkStart w:id="81" w:name="thm-marginal-pmf"/>
+    <w:bookmarkEnd w:id="81"/>
+    <w:bookmarkStart w:id="82" w:name="thm-marginal-pmf"/>
     <w:p>
       <w:pPr>
         <w:pStyle w:val="BodyText"/>
@@ -26363,7 +26377,7 @@
         </m:oMath>
       </m:oMathPara>
     </w:p>
-    <w:bookmarkEnd w:id="81"/>
+    <w:bookmarkEnd w:id="82"/>
     <w:p>
       <w:pPr>
         <w:pStyle w:val="FirstParagraph"/>
@@ -27022,7 +27036,7 @@
         </m:oMath>
       </m:oMathPara>
     </w:p>
-    <w:bookmarkStart w:id="82" w:name="exm-marginal-pmf"/>
+    <w:bookmarkStart w:id="83" w:name="exm-marginal-pmf"/>
     <w:p>
       <w:pPr>
         <w:pStyle w:val="FirstParagraph"/>
@@ -27536,8 +27550,8 @@
         <w:t xml:space="preserve">.</w:t>
       </w:r>
     </w:p>
-    <w:bookmarkEnd w:id="82"/>
-    <w:bookmarkStart w:id="83" w:name="def-joint-pdf"/>
+    <w:bookmarkEnd w:id="83"/>
+    <w:bookmarkStart w:id="84" w:name="def-joint-pdf"/>
     <w:p>
       <w:pPr>
         <w:pStyle w:val="BodyText"/>
@@ -28212,7 +28226,7 @@
         </m:oMath>
       </m:oMathPara>
     </w:p>
-    <w:bookmarkEnd w:id="83"/>
+    <w:bookmarkEnd w:id="84"/>
     <w:p>
       <w:pPr>
         <w:pStyle w:val="FirstParagraph"/>
@@ -28233,7 +28247,7 @@
       <w:r>
         <w:t xml:space="preserve"> </w:t>
       </w:r>
-      <w:hyperlink r:id="rId72">
+      <w:hyperlink r:id="rId73">
         <w:r>
           <w:rPr>
             <w:rStyle w:val="Hyperlink"/>
@@ -28265,7 +28279,7 @@
         <w:t xml:space="preserve">every region that arises in these notes is in it.</w:t>
       </w:r>
     </w:p>
-    <w:bookmarkStart w:id="84" w:name="exm-joint-pdf"/>
+    <w:bookmarkStart w:id="85" w:name="exm-joint-pdf"/>
     <w:p>
       <w:pPr>
         <w:pStyle w:val="BodyText"/>
@@ -28902,8 +28916,8 @@
         </m:oMath>
       </m:oMathPara>
     </w:p>
-    <w:bookmarkEnd w:id="84"/>
-    <w:bookmarkStart w:id="85" w:name="thm-no-joint-density-diagonal"/>
+    <w:bookmarkEnd w:id="85"/>
+    <w:bookmarkStart w:id="86" w:name="thm-no-joint-density-diagonal"/>
     <w:p>
       <w:pPr>
         <w:pStyle w:val="FirstParagraph"/>
@@ -28991,7 +29005,7 @@
         <w:t xml:space="preserve">.</w:t>
       </w:r>
     </w:p>
-    <w:bookmarkEnd w:id="85"/>
+    <w:bookmarkEnd w:id="86"/>
     <w:p>
       <w:pPr>
         <w:pStyle w:val="BodyText"/>
@@ -30058,7 +30072,7 @@
       <w:r>
         <w:t xml:space="preserve">(</w:t>
       </w:r>
-      <w:hyperlink r:id="rId86">
+      <w:hyperlink r:id="rId87">
         <w:r>
           <w:rPr>
             <w:rStyle w:val="Hyperlink"/>
@@ -30079,7 +30093,7 @@
         <w:t xml:space="preserve">, Theorem 18.3).</w:t>
       </w:r>
     </w:p>
-    <w:bookmarkStart w:id="87" w:name="thm-marginal-density"/>
+    <w:bookmarkStart w:id="88" w:name="thm-marginal-density"/>
     <w:p>
       <w:pPr>
         <w:pStyle w:val="BodyText"/>
@@ -30306,7 +30320,7 @@
         </m:oMath>
       </m:oMathPara>
     </w:p>
-    <w:bookmarkEnd w:id="87"/>
+    <w:bookmarkEnd w:id="88"/>
     <w:p>
       <w:pPr>
         <w:pStyle w:val="FirstParagraph"/>
@@ -31074,7 +31088,7 @@
       <w:r>
         <w:t xml:space="preserve">(</w:t>
       </w:r>
-      <w:hyperlink r:id="rId86">
+      <w:hyperlink r:id="rId87">
         <w:r>
           <w:rPr>
             <w:rStyle w:val="Hyperlink"/>
@@ -31138,7 +31152,7 @@
         <w:t xml:space="preserve">.</w:t>
       </w:r>
     </w:p>
-    <w:bookmarkStart w:id="88" w:name="exm-marginal-density"/>
+    <w:bookmarkStart w:id="89" w:name="exm-marginal-density"/>
     <w:p>
       <w:pPr>
         <w:pStyle w:val="BodyText"/>
@@ -31824,8 +31838,8 @@
         <w:t xml:space="preserve">.</w:t>
       </w:r>
     </w:p>
-    <w:bookmarkEnd w:id="88"/>
-    <w:bookmarkStart w:id="89" w:name="def-joint-density-mass"/>
+    <w:bookmarkEnd w:id="89"/>
+    <w:bookmarkStart w:id="90" w:name="def-joint-density-mass"/>
     <w:p>
       <w:pPr>
         <w:pStyle w:val="BodyText"/>
@@ -32293,7 +32307,7 @@
         </m:oMath>
       </m:oMathPara>
     </w:p>
-    <w:bookmarkEnd w:id="89"/>
+    <w:bookmarkEnd w:id="90"/>
     <w:p>
       <w:pPr>
         <w:pStyle w:val="FirstParagraph"/>
@@ -32485,7 +32499,7 @@
         <w:t xml:space="preserve">.</w:t>
       </w:r>
     </w:p>
-    <w:bookmarkStart w:id="90" w:name="cor-joint-density-mass-marginal"/>
+    <w:bookmarkStart w:id="91" w:name="cor-joint-density-mass-marginal"/>
     <w:p>
       <w:pPr>
         <w:pStyle w:val="BodyText"/>
@@ -32748,7 +32762,7 @@
         </m:oMath>
       </m:oMathPara>
     </w:p>
-    <w:bookmarkEnd w:id="90"/>
+    <w:bookmarkEnd w:id="91"/>
     <w:p>
       <w:pPr>
         <w:pStyle w:val="FirstParagraph"/>
@@ -33306,7 +33320,7 @@
         </m:oMath>
       </m:oMathPara>
     </w:p>
-    <w:bookmarkStart w:id="91" w:name="exm-joint-density-mass"/>
+    <w:bookmarkStart w:id="92" w:name="exm-joint-density-mass"/>
     <w:p>
       <w:pPr>
         <w:pStyle w:val="FirstParagraph"/>
@@ -33926,8 +33940,8 @@
         </m:oMath>
       </m:oMathPara>
     </w:p>
-    <w:bookmarkEnd w:id="91"/>
-    <w:bookmarkStart w:id="94" w:name="sec-joint-marginal"/>
+    <w:bookmarkEnd w:id="92"/>
+    <w:bookmarkStart w:id="95" w:name="sec-joint-marginal"/>
     <w:p>
       <w:pPr>
         <w:pStyle w:val="Heading3"/>
@@ -34958,7 +34972,7 @@
         <w:t xml:space="preserve">.</w:t>
       </w:r>
     </w:p>
-    <w:bookmarkStart w:id="93" w:name="exm-meteorite"/>
+    <w:bookmarkStart w:id="94" w:name="exm-meteorite"/>
     <w:p>
       <w:pPr>
         <w:pStyle w:val="BodyText"/>
@@ -35248,7 +35262,7 @@
       <w:tr>
         <w:tc>
           <w:tcPr/>
-          <w:bookmarkStart w:id="92" w:name="tbl-meteorite"/>
+          <w:bookmarkStart w:id="93" w:name="tbl-meteorite"/>
           <w:p>
             <w:pPr>
               <w:jc w:val="center"/>
@@ -35670,7 +35684,7 @@
               </w:tc>
             </w:tr>
           </w:tbl>
-          <w:bookmarkEnd w:id="92"/>
+          <w:bookmarkEnd w:id="93"/>
           <w:p/>
         </w:tc>
       </w:tr>
@@ -36189,9 +36203,9 @@
         <w:t xml:space="preserve">), so having one is very weak evidence that an astronomical rarity occurred.</w:t>
       </w:r>
     </w:p>
-    <w:bookmarkEnd w:id="93"/>
     <w:bookmarkEnd w:id="94"/>
-    <w:bookmarkStart w:id="103" w:name="sec-continuous-distributions"/>
+    <w:bookmarkEnd w:id="95"/>
+    <w:bookmarkStart w:id="104" w:name="sec-continuous-distributions"/>
     <w:p>
       <w:pPr>
         <w:pStyle w:val="Heading3"/>
@@ -36616,7 +36630,7 @@
         </m:oMath>
       </m:oMathPara>
     </w:p>
-    <w:bookmarkStart w:id="95" w:name="thm-zero-point-prob"/>
+    <w:bookmarkStart w:id="96" w:name="thm-zero-point-prob"/>
     <w:p>
       <w:pPr>
         <w:pStyle w:val="FirstParagraph"/>
@@ -36710,7 +36724,7 @@
         </m:oMath>
       </m:oMathPara>
     </w:p>
-    <w:bookmarkEnd w:id="95"/>
+    <w:bookmarkEnd w:id="96"/>
     <w:p>
       <w:pPr>
         <w:pStyle w:val="FirstParagraph"/>
@@ -37353,18 +37367,18 @@
                 <wp:inline>
                   <wp:extent cx="152400" cy="152400"/>
                   <wp:effectExtent b="0" l="0" r="0" t="0"/>
-                  <wp:docPr descr="" title="" id="97" name="Picture"/>
+                  <wp:docPr descr="" title="" id="98" name="Picture"/>
                   <a:graphic>
                     <a:graphicData uri="http://schemas.openxmlformats.org/drawingml/2006/picture">
                       <pic:pic>
                         <pic:nvPicPr>
-                          <pic:cNvPr descr="/opt/quarto/share/formats/docx/tip.png" id="98" name="Picture"/>
+                          <pic:cNvPr descr="/opt/quarto/share/formats/docx/tip.png" id="99" name="Picture"/>
                           <pic:cNvPicPr>
                             <a:picLocks noChangeArrowheads="1" noChangeAspect="1"/>
                           </pic:cNvPicPr>
                         </pic:nvPicPr>
                         <pic:blipFill>
-                          <a:blip r:embed="rId96"/>
+                          <a:blip r:embed="rId97"/>
                           <a:stretch>
                             <a:fillRect/>
                           </a:stretch>
@@ -37426,7 +37440,7 @@
             <w:r>
               <w:t xml:space="preserve"> </w:t>
             </w:r>
-            <w:hyperlink r:id="rId99">
+            <w:hyperlink r:id="rId100">
               <w:r>
                 <w:rPr>
                   <w:rStyle w:val="Hyperlink"/>
@@ -37464,7 +37478,7 @@
             <w:r>
               <w:t xml:space="preserve"> </w:t>
             </w:r>
-            <w:hyperlink r:id="rId100">
+            <w:hyperlink r:id="rId101">
               <w:r>
                 <w:rPr>
                   <w:rStyle w:val="Hyperlink"/>
@@ -37490,7 +37504,7 @@
       <w:r>
         <w:t xml:space="preserve"> </w:t>
       </w:r>
-      <w:hyperlink r:id="rId101">
+      <w:hyperlink r:id="rId102">
         <w:r>
           <w:rPr>
             <w:rStyle w:val="Hyperlink"/>
@@ -37507,7 +37521,7 @@
       <w:r>
         <w:t xml:space="preserve"> </w:t>
       </w:r>
-      <w:hyperlink r:id="rId102">
+      <w:hyperlink r:id="rId103">
         <w:r>
           <w:rPr>
             <w:rStyle w:val="Hyperlink"/>
@@ -37537,9 +37551,9 @@
         <w:t xml:space="preserve">.</w:t>
       </w:r>
     </w:p>
-    <w:bookmarkEnd w:id="103"/>
     <w:bookmarkEnd w:id="104"/>
-    <w:bookmarkStart w:id="124" w:name="sec-prob-haz"/>
+    <w:bookmarkEnd w:id="105"/>
+    <w:bookmarkStart w:id="125" w:name="sec-prob-haz"/>
     <w:p>
       <w:pPr>
         <w:pStyle w:val="Heading2"/>
@@ -37548,7 +37562,7 @@
         <w:t xml:space="preserve">3 Survival, hazard, and cumulative hazard functions</w:t>
       </w:r>
     </w:p>
-    <w:bookmarkStart w:id="105" w:name="def-surv-fn"/>
+    <w:bookmarkStart w:id="106" w:name="def-surv-fn"/>
     <w:p>
       <w:pPr>
         <w:pStyle w:val="FirstParagraph"/>
@@ -37761,7 +37775,7 @@
         </m:oMath>
       </m:oMathPara>
     </w:p>
-    <w:bookmarkEnd w:id="105"/>
+    <w:bookmarkEnd w:id="106"/>
     <w:p>
       <w:pPr>
         <w:pStyle w:val="FirstParagraph"/>
@@ -37855,7 +37869,7 @@
         <w:t xml:space="preserve">The definition itself applies to any random variable.</w:t>
       </w:r>
     </w:p>
-    <w:bookmarkStart w:id="106" w:name="thm-survival-expressions-1"/>
+    <w:bookmarkStart w:id="107" w:name="thm-survival-expressions-1"/>
     <w:p>
       <w:pPr>
         <w:pStyle w:val="BodyText"/>
@@ -38148,7 +38162,7 @@
         </m:oMath>
       </m:oMathPara>
     </w:p>
-    <w:bookmarkEnd w:id="106"/>
+    <w:bookmarkEnd w:id="107"/>
     <w:p>
       <w:pPr>
         <w:pStyle w:val="FirstParagraph"/>
@@ -38242,7 +38256,7 @@
       <w:r>
         <w:t xml:space="preserve"> </w:t>
       </w:r>
-      <w:hyperlink r:id="rId21">
+      <w:hyperlink r:id="rId22">
         <w:r>
           <w:rPr>
             <w:rStyle w:val="Hyperlink"/>
@@ -38871,7 +38885,7 @@
         </m:oMath>
       </m:oMathPara>
     </w:p>
-    <w:bookmarkStart w:id="107" w:name="exm-exp-survfn"/>
+    <w:bookmarkStart w:id="108" w:name="exm-exp-survfn"/>
     <w:p>
       <w:pPr>
         <w:pStyle w:val="FirstParagraph"/>
@@ -39777,8 +39791,8 @@
         <w:t xml:space="preserve">.</w:t>
       </w:r>
     </w:p>
-    <w:bookmarkEnd w:id="107"/>
-    <w:bookmarkStart w:id="109" w:name="def-hazard"/>
+    <w:bookmarkEnd w:id="108"/>
+    <w:bookmarkStart w:id="110" w:name="def-hazard"/>
     <w:p>
       <w:pPr>
         <w:pStyle w:val="BodyText"/>
@@ -39995,7 +40009,7 @@
       <w:r>
         <w:t xml:space="preserve"> </w:t>
       </w:r>
-      <w:hyperlink r:id="rId108">
+      <w:hyperlink r:id="rId109">
         <w:r>
           <w:rPr>
             <w:rStyle w:val="Hyperlink"/>
@@ -40227,7 +40241,7 @@
         </m:oMath>
       </m:oMathPara>
     </w:p>
-    <w:bookmarkEnd w:id="109"/>
+    <w:bookmarkEnd w:id="110"/>
     <w:p>
       <w:pPr>
         <w:pStyle w:val="FirstParagraph"/>
@@ -40897,7 +40911,7 @@
         <w:t xml:space="preserve">The math is identical; only the name changes with the valence of the event.</w:t>
       </w:r>
     </w:p>
-    <w:bookmarkStart w:id="111" w:name="exm-hazard-exceeds-one"/>
+    <w:bookmarkStart w:id="112" w:name="exm-hazard-exceeds-one"/>
     <w:p>
       <w:pPr>
         <w:pStyle w:val="BodyText"/>
@@ -42405,7 +42419,7 @@
       <w:r>
         <w:t xml:space="preserve"> </w:t>
       </w:r>
-      <w:hyperlink r:id="rId110">
+      <w:hyperlink r:id="rId111">
         <w:r>
           <w:rPr>
             <w:rStyle w:val="Hyperlink"/>
@@ -43009,8 +43023,8 @@
         <w:t xml:space="preserve">a hazard is a rate, not a probability.</w:t>
       </w:r>
     </w:p>
-    <w:bookmarkEnd w:id="111"/>
-    <w:bookmarkStart w:id="112" w:name="def-discrete-hazard"/>
+    <w:bookmarkEnd w:id="112"/>
+    <w:bookmarkStart w:id="113" w:name="def-discrete-hazard"/>
     <w:p>
       <w:pPr>
         <w:pStyle w:val="BodyText"/>
@@ -43142,7 +43156,7 @@
       <w:r>
         <w:t xml:space="preserve"> </w:t>
       </w:r>
-      <w:hyperlink r:id="rId108">
+      <w:hyperlink r:id="rId109">
         <w:r>
           <w:rPr>
             <w:rStyle w:val="Hyperlink"/>
@@ -43262,8 +43276,8 @@
         </m:oMath>
       </m:oMathPara>
     </w:p>
-    <w:bookmarkEnd w:id="112"/>
-    <w:bookmarkStart w:id="113" w:name="exm-discrete-hazard"/>
+    <w:bookmarkEnd w:id="113"/>
+    <w:bookmarkStart w:id="114" w:name="exm-discrete-hazard"/>
     <w:p>
       <w:pPr>
         <w:pStyle w:val="FirstParagraph"/>
@@ -44007,8 +44021,8 @@
         <w:t xml:space="preserve">having gone without a six so far does not change the chance of a six on the next roll.</w:t>
       </w:r>
     </w:p>
-    <w:bookmarkEnd w:id="113"/>
-    <w:bookmarkStart w:id="114" w:name="cor-discrete-hazard-unit-interval"/>
+    <w:bookmarkEnd w:id="114"/>
+    <w:bookmarkStart w:id="115" w:name="cor-discrete-hazard-unit-interval"/>
     <w:p>
       <w:pPr>
         <w:pStyle w:val="BodyText"/>
@@ -44240,7 +44254,7 @@
         </m:oMath>
       </m:oMathPara>
     </w:p>
-    <w:bookmarkEnd w:id="114"/>
+    <w:bookmarkEnd w:id="115"/>
     <w:p>
       <w:pPr>
         <w:pStyle w:val="FirstParagraph"/>
@@ -44966,7 +44980,7 @@
         <w:t xml:space="preserve">the discrete-time hazard is a probability.</w:t>
       </w:r>
     </w:p>
-    <w:bookmarkStart w:id="115" w:name="thm-hazard-dens-surv"/>
+    <w:bookmarkStart w:id="116" w:name="thm-hazard-dens-surv"/>
     <w:p>
       <w:pPr>
         <w:pStyle w:val="BodyText"/>
@@ -45238,7 +45252,7 @@
         </m:oMath>
       </m:oMathPara>
     </w:p>
-    <w:bookmarkEnd w:id="115"/>
+    <w:bookmarkEnd w:id="116"/>
     <w:p>
       <w:pPr>
         <w:pStyle w:val="FirstParagraph"/>
@@ -45441,7 +45455,7 @@
       <w:r>
         <w:t xml:space="preserve"> </w:t>
       </w:r>
-      <w:hyperlink r:id="rId110">
+      <w:hyperlink r:id="rId111">
         <w:r>
           <w:rPr>
             <w:rStyle w:val="Hyperlink"/>
@@ -46801,7 +46815,7 @@
         </m:oMath>
       </m:oMathPara>
     </w:p>
-    <w:bookmarkStart w:id="116" w:name="exm-exp-haz"/>
+    <w:bookmarkStart w:id="117" w:name="exm-exp-haz"/>
     <w:p>
       <w:pPr>
         <w:pStyle w:val="FirstParagraph"/>
@@ -47521,8 +47535,8 @@
         <w:t xml:space="preserve">.</w:t>
       </w:r>
     </w:p>
-    <w:bookmarkEnd w:id="116"/>
-    <w:bookmarkStart w:id="117" w:name="def-cuhaz"/>
+    <w:bookmarkEnd w:id="117"/>
+    <w:bookmarkStart w:id="118" w:name="def-cuhaz"/>
     <w:p>
       <w:pPr>
         <w:pStyle w:val="BodyText"/>
@@ -47786,8 +47800,8 @@
         </m:oMath>
       </m:oMathPara>
     </w:p>
-    <w:bookmarkEnd w:id="117"/>
-    <w:bookmarkStart w:id="118" w:name="exm-exp-cumhaz"/>
+    <w:bookmarkEnd w:id="118"/>
+    <w:bookmarkStart w:id="119" w:name="exm-exp-cumhaz"/>
     <w:p>
       <w:pPr>
         <w:pStyle w:val="FirstParagraph"/>
@@ -48251,8 +48265,8 @@
         <w:t xml:space="preserve">.</w:t>
       </w:r>
     </w:p>
-    <w:bookmarkEnd w:id="118"/>
-    <w:bookmarkStart w:id="119" w:name="cor-cuhaz-nonneg"/>
+    <w:bookmarkEnd w:id="119"/>
+    <w:bookmarkStart w:id="120" w:name="cor-cuhaz-nonneg"/>
     <w:p>
       <w:pPr>
         <w:pStyle w:val="BodyText"/>
@@ -48490,7 +48504,7 @@
         </m:oMath>
       </m:oMathPara>
     </w:p>
-    <w:bookmarkEnd w:id="119"/>
+    <w:bookmarkEnd w:id="120"/>
     <w:p>
       <w:pPr>
         <w:pStyle w:val="FirstParagraph"/>
@@ -50163,7 +50177,7 @@
         <w:t xml:space="preserve">is the form most survival-analysis texts use.</w:t>
       </w:r>
     </w:p>
-    <w:bookmarkStart w:id="121" w:name="cor-surv-int-haz"/>
+    <w:bookmarkStart w:id="122" w:name="cor-surv-int-haz"/>
     <w:p>
       <w:pPr>
         <w:pStyle w:val="BodyText"/>
@@ -50374,7 +50388,7 @@
       <w:pPr>
         <w:pStyle w:val="BodyText"/>
       </w:pPr>
-      <w:bookmarkStart w:id="120" w:name="eq-surv-int-haz"/>
+      <w:bookmarkStart w:id="121" w:name="eq-surv-int-haz"/>
       <m:oMathPara>
         <m:oMathParaPr>
           <m:jc m:val="center"/>
@@ -50476,9 +50490,9 @@
           </m:r>
         </m:oMath>
       </m:oMathPara>
-      <w:bookmarkEnd w:id="120"/>
+      <w:bookmarkEnd w:id="121"/>
     </w:p>
-    <w:bookmarkEnd w:id="121"/>
+    <w:bookmarkEnd w:id="122"/>
     <w:p>
       <w:pPr>
         <w:pStyle w:val="FirstParagraph"/>
@@ -52054,7 +52068,7 @@
         <w:t xml:space="preserve">.</w:t>
       </w:r>
     </w:p>
-    <w:bookmarkStart w:id="122" w:name="exm-exp-surv-int-haz"/>
+    <w:bookmarkStart w:id="123" w:name="exm-exp-surv-int-haz"/>
     <w:p>
       <w:pPr>
         <w:pStyle w:val="BodyText"/>
@@ -52341,7 +52355,7 @@
         <w:t xml:space="preserve">.</w:t>
       </w:r>
     </w:p>
-    <w:bookmarkEnd w:id="122"/>
+    <w:bookmarkEnd w:id="123"/>
     <w:tbl>
       <w:tblPr>
         <w:tblStyle w:val="Table"/>
@@ -52355,7 +52369,7 @@
       <w:tr>
         <w:tc>
           <w:tcPr/>
-          <w:bookmarkStart w:id="123" w:name="tbl-prob-dist-fns"/>
+          <w:bookmarkStart w:id="124" w:name="tbl-prob-dist-fns"/>
           <w:p>
             <w:pPr>
               <w:jc w:val="center"/>
@@ -53326,7 +53340,7 @@
               </w:tc>
             </w:tr>
           </w:tbl>
-          <w:bookmarkEnd w:id="123"/>
+          <w:bookmarkEnd w:id="124"/>
           <w:p/>
         </w:tc>
       </w:tr>
@@ -54292,8 +54306,8 @@
         </m:oMath>
       </m:oMathPara>
     </w:p>
-    <w:bookmarkEnd w:id="124"/>
-    <w:bookmarkStart w:id="144" w:name="references"/>
+    <w:bookmarkEnd w:id="125"/>
+    <w:bookmarkStart w:id="145" w:name="references"/>
     <w:p>
       <w:pPr>
         <w:pStyle w:val="Heading2"/>
@@ -54302,8 +54316,8 @@
         <w:t xml:space="preserve">References</w:t>
       </w:r>
     </w:p>
-    <w:bookmarkStart w:id="143" w:name="refs"/>
-    <w:bookmarkStart w:id="126" w:name="ref-fiveminuteai_probstat"/>
+    <w:bookmarkStart w:id="144" w:name="refs"/>
+    <w:bookmarkStart w:id="127" w:name="ref-fiveminuteai_probstat"/>
     <w:p>
       <w:pPr>
         <w:pStyle w:val="Bibliography"/>
@@ -54327,7 +54341,7 @@
       <w:r>
         <w:t xml:space="preserve"> </w:t>
       </w:r>
-      <w:hyperlink r:id="rId125">
+      <w:hyperlink r:id="rId126">
         <w:r>
           <w:rPr>
             <w:rStyle w:val="Hyperlink"/>
@@ -54339,8 +54353,8 @@
         <w:t xml:space="preserve">.</w:t>
       </w:r>
     </w:p>
-    <w:bookmarkEnd w:id="126"/>
-    <w:bookmarkStart w:id="127" w:name="ref-billingsley1995probability"/>
+    <w:bookmarkEnd w:id="127"/>
+    <w:bookmarkStart w:id="128" w:name="ref-billingsley1995probability"/>
     <w:p>
       <w:pPr>
         <w:pStyle w:val="Bibliography"/>
@@ -54362,8 +54376,8 @@
         <w:t xml:space="preserve">. 3rd ed. Wiley Series in Probability and Mathematical Statistics. Wiley.</w:t>
       </w:r>
     </w:p>
-    <w:bookmarkEnd w:id="127"/>
-    <w:bookmarkStart w:id="129" w:name="ref-CaseBerg01"/>
+    <w:bookmarkEnd w:id="128"/>
+    <w:bookmarkStart w:id="130" w:name="ref-CaseBerg01"/>
     <w:p>
       <w:pPr>
         <w:pStyle w:val="Bibliography"/>
@@ -54387,7 +54401,7 @@
       <w:r>
         <w:t xml:space="preserve"> </w:t>
       </w:r>
-      <w:hyperlink r:id="rId128">
+      <w:hyperlink r:id="rId129">
         <w:r>
           <w:rPr>
             <w:rStyle w:val="Hyperlink"/>
@@ -54399,8 +54413,8 @@
         <w:t xml:space="preserve">.</w:t>
       </w:r>
     </w:p>
-    <w:bookmarkEnd w:id="129"/>
-    <w:bookmarkStart w:id="131" w:name="ref-dobson4e"/>
+    <w:bookmarkEnd w:id="130"/>
+    <w:bookmarkStart w:id="132" w:name="ref-dobson4e"/>
     <w:p>
       <w:pPr>
         <w:pStyle w:val="Bibliography"/>
@@ -54424,7 +54438,7 @@
       <w:r>
         <w:t xml:space="preserve"> </w:t>
       </w:r>
-      <w:hyperlink r:id="rId130">
+      <w:hyperlink r:id="rId131">
         <w:r>
           <w:rPr>
             <w:rStyle w:val="Hyperlink"/>
@@ -54436,8 +54450,8 @@
         <w:t xml:space="preserve">.</w:t>
       </w:r>
     </w:p>
-    <w:bookmarkEnd w:id="131"/>
-    <w:bookmarkStart w:id="132" w:name="ref-hutchinson2024data471"/>
+    <w:bookmarkEnd w:id="132"/>
+    <w:bookmarkStart w:id="133" w:name="ref-hutchinson2024data471"/>
     <w:p>
       <w:pPr>
         <w:pStyle w:val="Bibliography"/>
@@ -54473,8 +54487,8 @@
         <w:t xml:space="preserve">. Western Washington University.</w:t>
       </w:r>
     </w:p>
-    <w:bookmarkEnd w:id="132"/>
-    <w:bookmarkStart w:id="134" w:name="ref-hutchinson_wwu_ml_videos"/>
+    <w:bookmarkEnd w:id="133"/>
+    <w:bookmarkStart w:id="135" w:name="ref-hutchinson_wwu_ml_videos"/>
     <w:p>
       <w:pPr>
         <w:pStyle w:val="Bibliography"/>
@@ -54540,7 +54554,7 @@
       <w:r>
         <w:t xml:space="preserve"> </w:t>
       </w:r>
-      <w:hyperlink r:id="rId133">
+      <w:hyperlink r:id="rId134">
         <w:r>
           <w:rPr>
             <w:rStyle w:val="Hyperlink"/>
@@ -54552,8 +54566,8 @@
         <w:t xml:space="preserve">.</w:t>
       </w:r>
     </w:p>
-    <w:bookmarkEnd w:id="134"/>
-    <w:bookmarkStart w:id="135" w:name="ref-kalbfleisch2011statistical"/>
+    <w:bookmarkEnd w:id="135"/>
+    <w:bookmarkStart w:id="136" w:name="ref-kalbfleisch2011statistical"/>
     <w:p>
       <w:pPr>
         <w:pStyle w:val="Bibliography"/>
@@ -54575,8 +54589,8 @@
         <w:t xml:space="preserve">. John Wiley &amp; Sons.</w:t>
       </w:r>
     </w:p>
-    <w:bookmarkEnd w:id="135"/>
-    <w:bookmarkStart w:id="137" w:name="ref-klein2003survival"/>
+    <w:bookmarkEnd w:id="136"/>
+    <w:bookmarkStart w:id="138" w:name="ref-klein2003survival"/>
     <w:p>
       <w:pPr>
         <w:pStyle w:val="Bibliography"/>
@@ -54600,7 +54614,7 @@
       <w:r>
         <w:t xml:space="preserve"> </w:t>
       </w:r>
-      <w:hyperlink r:id="rId136">
+      <w:hyperlink r:id="rId137">
         <w:r>
           <w:rPr>
             <w:rStyle w:val="Hyperlink"/>
@@ -54612,8 +54626,8 @@
         <w:t xml:space="preserve">.</w:t>
       </w:r>
     </w:p>
-    <w:bookmarkEnd w:id="137"/>
-    <w:bookmarkStart w:id="139" w:name="ref-kleinbaum2012survival"/>
+    <w:bookmarkEnd w:id="138"/>
+    <w:bookmarkStart w:id="140" w:name="ref-kleinbaum2012survival"/>
     <w:p>
       <w:pPr>
         <w:pStyle w:val="Bibliography"/>
@@ -54637,7 +54651,7 @@
       <w:r>
         <w:t xml:space="preserve"> </w:t>
       </w:r>
-      <w:hyperlink r:id="rId138">
+      <w:hyperlink r:id="rId139">
         <w:r>
           <w:rPr>
             <w:rStyle w:val="Hyperlink"/>
@@ -54649,8 +54663,8 @@
         <w:t xml:space="preserve">.</w:t>
       </w:r>
     </w:p>
-    <w:bookmarkEnd w:id="139"/>
-    <w:bookmarkStart w:id="140" w:name="ref-me4"/>
+    <w:bookmarkEnd w:id="140"/>
+    <w:bookmarkStart w:id="141" w:name="ref-me4"/>
     <w:p>
       <w:pPr>
         <w:pStyle w:val="Bibliography"/>
@@ -54672,8 +54686,8 @@
         <w:t xml:space="preserve">. Fourth edition. Wolters Kluwer.</w:t>
       </w:r>
     </w:p>
-    <w:bookmarkEnd w:id="140"/>
-    <w:bookmarkStart w:id="142" w:name="ref-vittinghoff2e"/>
+    <w:bookmarkEnd w:id="141"/>
+    <w:bookmarkStart w:id="143" w:name="ref-vittinghoff2e"/>
     <w:p>
       <w:pPr>
         <w:pStyle w:val="Bibliography"/>
@@ -54697,7 +54711,7 @@
       <w:r>
         <w:t xml:space="preserve"> </w:t>
       </w:r>
-      <w:hyperlink r:id="rId141">
+      <w:hyperlink r:id="rId142">
         <w:r>
           <w:rPr>
             <w:rStyle w:val="Hyperlink"/>
@@ -54709,9 +54723,9 @@
         <w:t xml:space="preserve">.</w:t>
       </w:r>
     </w:p>
-    <w:bookmarkEnd w:id="142"/>
     <w:bookmarkEnd w:id="143"/>
     <w:bookmarkEnd w:id="144"/>
+    <w:bookmarkEnd w:id="145"/>
     <w:sectPr>
       <w:footnotePr>
         <w:numRestart w:val="eachSect"/>
